--- a/dic-Arrival/السعودين/تذكرة مرور النموذج الجديد.docx
+++ b/dic-Arrival/السعودين/تذكرة مرور النموذج الجديد.docx
@@ -1,59 +1,11 @@
 
 <file path=word/document.xml><?xml version="1.0" encoding="utf-8"?>
-<w:document xmlns:wpc="http://schemas.microsoft.com/office/word/2010/wordprocessingCanvas" xmlns:cx="http://schemas.microsoft.com/office/drawing/2014/chartex" xmlns:cx1="http://schemas.microsoft.com/office/drawing/2015/9/8/chartex" xmlns:cx2="http://schemas.microsoft.com/office/drawing/2015/10/21/chartex" xmlns:cx3="http://schemas.microsoft.com/office/drawing/2016/5/9/chartex" xmlns:cx4="http://schemas.microsoft.com/office/drawing/2016/5/10/chartex" xmlns:cx5="http://schemas.microsoft.com/office/drawing/2016/5/11/chartex" xmlns:cx6="http://schemas.microsoft.com/office/drawing/2016/5/12/chartex" xmlns:cx7="http://schemas.microsoft.com/office/drawing/2016/5/13/chartex" xmlns:cx8="http://schemas.microsoft.com/office/drawing/2016/5/14/chartex" xmlns:mc="http://schemas.openxmlformats.org/markup-compatibility/2006" xmlns:aink="http://schemas.microsoft.com/office/drawing/2016/ink" xmlns:am3d="http://schemas.microsoft.com/office/drawing/2017/model3d" xmlns:o="urn:schemas-microsoft-com:office:office" xmlns:oel="http://schemas.microsoft.com/office/2019/extlst" xmlns:r="http://schemas.openxmlformats.org/officeDocument/2006/relationships" xmlns:m="http://schemas.openxmlformats.org/officeDocument/2006/math" xmlns:v="urn:schemas-microsoft-com:vml" xmlns:wp14="http://schemas.microsoft.com/office/word/2010/wordprocessingDrawing" xmlns:wp="http://schemas.openxmlformats.org/drawingml/2006/wordprocessingDrawing" xmlns:w10="urn:schemas-microsoft-com:office:word" xmlns:w="http://schemas.openxmlformats.org/wordprocessingml/2006/main" xmlns:w14="http://schemas.microsoft.com/office/word/2010/wordml" xmlns:w15="http://schemas.microsoft.com/office/word/2012/wordml" xmlns:w16cex="http://schemas.microsoft.com/office/word/2018/wordml/cex" xmlns:w16cid="http://schemas.microsoft.com/office/word/2016/wordml/cid" xmlns:w16="http://schemas.microsoft.com/office/word/2018/wordml" xmlns:w16du="http://schemas.microsoft.com/office/word/2023/wordml/word16du" xmlns:w16sdtdh="http://schemas.microsoft.com/office/word/2020/wordml/sdtdatahash" xmlns:w16se="http://schemas.microsoft.com/office/word/2015/wordml/symex" xmlns:wpg="http://schemas.microsoft.com/office/word/2010/wordprocessingGroup" xmlns:wpi="http://schemas.microsoft.com/office/word/2010/wordprocessingInk" xmlns:wne="http://schemas.microsoft.com/office/word/2006/wordml" xmlns:wps="http://schemas.microsoft.com/office/word/2010/wordprocessingShape" mc:Ignorable="w14 w15 w16se w16cid w16 w16cex w16sdtdh w16du wp14">
+<w:document xmlns:wpc="http://schemas.microsoft.com/office/word/2010/wordprocessingCanvas" xmlns:cx="http://schemas.microsoft.com/office/drawing/2014/chartex" xmlns:cx1="http://schemas.microsoft.com/office/drawing/2015/9/8/chartex" xmlns:cx2="http://schemas.microsoft.com/office/drawing/2015/10/21/chartex" xmlns:cx3="http://schemas.microsoft.com/office/drawing/2016/5/9/chartex" xmlns:cx4="http://schemas.microsoft.com/office/drawing/2016/5/10/chartex" xmlns:cx5="http://schemas.microsoft.com/office/drawing/2016/5/11/chartex" xmlns:cx6="http://schemas.microsoft.com/office/drawing/2016/5/12/chartex" xmlns:cx7="http://schemas.microsoft.com/office/drawing/2016/5/13/chartex" xmlns:cx8="http://schemas.microsoft.com/office/drawing/2016/5/14/chartex" xmlns:mc="http://schemas.openxmlformats.org/markup-compatibility/2006" xmlns:aink="http://schemas.microsoft.com/office/drawing/2016/ink" xmlns:am3d="http://schemas.microsoft.com/office/drawing/2017/model3d" xmlns:o="urn:schemas-microsoft-com:office:office" xmlns:oel="http://schemas.microsoft.com/office/2019/extlst" xmlns:r="http://schemas.openxmlformats.org/officeDocument/2006/relationships" xmlns:m="http://schemas.openxmlformats.org/officeDocument/2006/math" xmlns:v="urn:schemas-microsoft-com:vml" xmlns:wp14="http://schemas.microsoft.com/office/word/2010/wordprocessingDrawing" xmlns:wp="http://schemas.openxmlformats.org/drawingml/2006/wordprocessingDrawing" xmlns:w10="urn:schemas-microsoft-com:office:word" xmlns:w="http://schemas.openxmlformats.org/wordprocessingml/2006/main" xmlns:w14="http://schemas.microsoft.com/office/word/2010/wordml" xmlns:w15="http://schemas.microsoft.com/office/word/2012/wordml" xmlns:w16cex="http://schemas.microsoft.com/office/word/2018/wordml/cex" xmlns:w16cid="http://schemas.microsoft.com/office/word/2016/wordml/cid" xmlns:w16="http://schemas.microsoft.com/office/word/2018/wordml" xmlns:w16du="http://schemas.microsoft.com/office/word/2023/wordml/word16du" xmlns:w16sdtdh="http://schemas.microsoft.com/office/word/2020/wordml/sdtdatahash" xmlns:w16sdtfl="http://schemas.microsoft.com/office/word/2024/wordml/sdtformatlock" xmlns:w16se="http://schemas.microsoft.com/office/word/2015/wordml/symex" xmlns:wpg="http://schemas.microsoft.com/office/word/2010/wordprocessingGroup" xmlns:wpi="http://schemas.microsoft.com/office/word/2010/wordprocessingInk" xmlns:wne="http://schemas.microsoft.com/office/word/2006/wordml" xmlns:wps="http://schemas.microsoft.com/office/word/2010/wordprocessingShape" mc:Ignorable="w14 w15 w16se w16cid w16 w16cex w16sdtdh w16sdtfl w16du wp14">
   <w:body>
-    <w:p>
-      <w:pPr>
-        <w:pStyle w:val="2"/>
-        <w:rPr>
-          <w:rFonts w:hint="cs"/>
-          <w:rtl/>
-        </w:rPr>
-      </w:pPr>
-    </w:p>
-    <w:p>
-      <w:pPr>
-        <w:ind w:hanging="341"/>
-        <w:jc w:val="both"/>
-        <w:rPr>
-          <w:rtl/>
-        </w:rPr>
-      </w:pPr>
-    </w:p>
-    <w:p>
-      <w:pPr>
-        <w:ind w:hanging="341"/>
-        <w:jc w:val="both"/>
-        <w:rPr>
-          <w:rtl/>
-        </w:rPr>
-      </w:pPr>
-      <w:r>
-        <w:rPr>
-          <w:rFonts w:hint="cs"/>
-          <w:rtl/>
-        </w:rPr>
-        <w:t>80101010102</w:t>
-      </w:r>
-    </w:p>
     <w:p>
       <w:pPr>
         <w:spacing w:line="240" w:lineRule="auto"/>
         <w:ind w:right="-567"/>
-        <w:rPr>
-          <w:rFonts w:cs="AL-Mohanad"/>
-          <w:b/>
-          <w:bCs/>
-          <w:sz w:val="16"/>
-          <w:szCs w:val="16"/>
-          <w:rtl/>
-        </w:rPr>
-      </w:pPr>
-    </w:p>
-    <w:p>
-      <w:pPr>
-        <w:spacing w:line="240" w:lineRule="auto"/>
-        <w:ind w:left="-335" w:right="-567" w:hanging="474"/>
         <w:jc w:val="center"/>
         <w:rPr>
           <w:rFonts w:cs="AL-Mohanad"/>
@@ -64,17 +16,6 @@
           <w:rtl/>
         </w:rPr>
       </w:pPr>
-      <w:r>
-        <w:rPr>
-          <w:rFonts w:cs="AL-Mohanad" w:hint="cs"/>
-          <w:b/>
-          <w:bCs/>
-          <w:sz w:val="32"/>
-          <w:szCs w:val="32"/>
-          <w:rtl/>
-        </w:rPr>
-        <w:t xml:space="preserve">     </w:t>
-      </w:r>
       <w:r>
         <w:rPr>
           <w:rFonts w:cs="AL-Mohanad" w:hint="cs"/>
@@ -106,12 +47,12 @@
           <w:szCs w:val="32"/>
           <w:rtl/>
         </w:rPr>
-        <w:t xml:space="preserve">(1) </w:t>
+        <w:t>(1)</w:t>
       </w:r>
     </w:p>
     <w:p>
       <w:pPr>
-        <w:spacing w:line="180" w:lineRule="auto"/>
+        <w:spacing w:after="0" w:line="180" w:lineRule="auto"/>
         <w:ind w:left="-335" w:right="-567" w:hanging="474"/>
         <w:jc w:val="center"/>
         <w:rPr>
@@ -686,7 +627,7 @@
     </w:tbl>
     <w:p>
       <w:pPr>
-        <w:spacing w:line="240" w:lineRule="auto"/>
+        <w:spacing w:after="0" w:line="240" w:lineRule="auto"/>
         <w:ind w:left="-335"/>
         <w:jc w:val="center"/>
         <w:rPr>
@@ -739,7 +680,7 @@
           </w:tcPr>
           <w:p>
             <w:pPr>
-              <w:spacing w:line="240" w:lineRule="auto"/>
+              <w:spacing w:after="0" w:line="240" w:lineRule="auto"/>
               <w:rPr>
                 <w:rFonts w:cs="AL-Mohanad"/>
                 <w:b/>
@@ -780,7 +721,7 @@
                 <w:ilvl w:val="0"/>
                 <w:numId w:val="1"/>
               </w:numPr>
-              <w:spacing w:line="240" w:lineRule="auto"/>
+              <w:spacing w:after="0" w:line="240" w:lineRule="auto"/>
               <w:rPr>
                 <w:rFonts w:cs="AL-Mohanad"/>
                 <w:sz w:val="30"/>
@@ -877,7 +818,7 @@
                 <w:ilvl w:val="0"/>
                 <w:numId w:val="1"/>
               </w:numPr>
-              <w:spacing w:line="240" w:lineRule="auto"/>
+              <w:spacing w:after="0" w:line="240" w:lineRule="auto"/>
               <w:rPr>
                 <w:rFonts w:cs="AL-Mohanad"/>
                 <w:sz w:val="30"/>
@@ -969,7 +910,7 @@
           </w:p>
           <w:p>
             <w:pPr>
-              <w:spacing w:line="240" w:lineRule="auto"/>
+              <w:spacing w:after="0" w:line="240" w:lineRule="auto"/>
               <w:rPr>
                 <w:rFonts w:cs="AL-Mohanad"/>
                 <w:sz w:val="30"/>
@@ -1004,7 +945,47 @@
                 <w:szCs w:val="30"/>
                 <w:rtl/>
               </w:rPr>
-              <w:t xml:space="preserve">                   ) والصادرة من سفارة خادم الحرمين الشريفين في (     </w:t>
+              <w:t xml:space="preserve">                 </w:t>
+            </w:r>
+            <w:proofErr w:type="gramStart"/>
+            <w:r>
+              <w:rPr>
+                <w:rFonts w:cs="AL-Mohanad" w:hint="cs"/>
+                <w:sz w:val="30"/>
+                <w:szCs w:val="30"/>
+                <w:rtl/>
+              </w:rPr>
+              <w:t xml:space="preserve">  )</w:t>
+            </w:r>
+            <w:proofErr w:type="gramEnd"/>
+            <w:r>
+              <w:rPr>
+                <w:rFonts w:cs="AL-Mohanad" w:hint="cs"/>
+                <w:sz w:val="30"/>
+                <w:szCs w:val="30"/>
+                <w:rtl/>
+              </w:rPr>
+              <w:t xml:space="preserve"> والصادرة من سفارة خادم الحرمين الشريفين في </w:t>
+            </w:r>
+            <w:proofErr w:type="gramStart"/>
+            <w:r>
+              <w:rPr>
+                <w:rFonts w:cs="AL-Mohanad" w:hint="cs"/>
+                <w:sz w:val="30"/>
+                <w:szCs w:val="30"/>
+                <w:rtl/>
+              </w:rPr>
+              <w:t xml:space="preserve">(  </w:t>
+            </w:r>
+            <w:proofErr w:type="gramEnd"/>
+            <w:r>
+              <w:rPr>
+                <w:rFonts w:cs="AL-Mohanad" w:hint="cs"/>
+                <w:sz w:val="30"/>
+                <w:szCs w:val="30"/>
+                <w:rtl/>
+              </w:rPr>
+              <w:t xml:space="preserve">   </w:t>
             </w:r>
             <w:r>
               <w:rPr>
@@ -1022,7 +1003,47 @@
                 <w:szCs w:val="30"/>
                 <w:rtl/>
               </w:rPr>
-              <w:t xml:space="preserve">     ) أو القنصلية في (     </w:t>
+              <w:t xml:space="preserve">   </w:t>
+            </w:r>
+            <w:proofErr w:type="gramStart"/>
+            <w:r>
+              <w:rPr>
+                <w:rFonts w:cs="AL-Mohanad" w:hint="cs"/>
+                <w:sz w:val="30"/>
+                <w:szCs w:val="30"/>
+                <w:rtl/>
+              </w:rPr>
+              <w:t xml:space="preserve">  )</w:t>
+            </w:r>
+            <w:proofErr w:type="gramEnd"/>
+            <w:r>
+              <w:rPr>
+                <w:rFonts w:cs="AL-Mohanad" w:hint="cs"/>
+                <w:sz w:val="30"/>
+                <w:szCs w:val="30"/>
+                <w:rtl/>
+              </w:rPr>
+              <w:t xml:space="preserve"> أو القنصلية في </w:t>
+            </w:r>
+            <w:proofErr w:type="gramStart"/>
+            <w:r>
+              <w:rPr>
+                <w:rFonts w:cs="AL-Mohanad" w:hint="cs"/>
+                <w:sz w:val="30"/>
+                <w:szCs w:val="30"/>
+                <w:rtl/>
+              </w:rPr>
+              <w:t xml:space="preserve">(  </w:t>
+            </w:r>
+            <w:proofErr w:type="gramEnd"/>
+            <w:r>
+              <w:rPr>
+                <w:rFonts w:cs="AL-Mohanad" w:hint="cs"/>
+                <w:sz w:val="30"/>
+                <w:szCs w:val="30"/>
+                <w:rtl/>
+              </w:rPr>
+              <w:t xml:space="preserve">   </w:t>
             </w:r>
             <w:r>
               <w:rPr>
@@ -1040,12 +1061,23 @@
                 <w:szCs w:val="30"/>
                 <w:rtl/>
               </w:rPr>
-              <w:t xml:space="preserve">        )</w:t>
-            </w:r>
+              <w:t xml:space="preserve">      </w:t>
+            </w:r>
+            <w:proofErr w:type="gramStart"/>
+            <w:r>
+              <w:rPr>
+                <w:rFonts w:cs="AL-Mohanad" w:hint="cs"/>
+                <w:sz w:val="30"/>
+                <w:szCs w:val="30"/>
+                <w:rtl/>
+              </w:rPr>
+              <w:t xml:space="preserve">  )</w:t>
+            </w:r>
+            <w:proofErr w:type="gramEnd"/>
           </w:p>
           <w:p>
             <w:pPr>
-              <w:spacing w:line="240" w:lineRule="auto"/>
+              <w:spacing w:after="0" w:line="240" w:lineRule="auto"/>
               <w:rPr>
                 <w:rFonts w:cs="AL-Mohanad Bold"/>
                 <w:b/>
@@ -1069,7 +1101,7 @@
           </w:p>
           <w:p>
             <w:pPr>
-              <w:spacing w:line="240" w:lineRule="auto"/>
+              <w:spacing w:after="0" w:line="240" w:lineRule="auto"/>
               <w:rPr>
                 <w:rFonts w:cs="AL-Mohanad Bold"/>
                 <w:b/>
@@ -1093,7 +1125,7 @@
           </w:p>
           <w:p>
             <w:pPr>
-              <w:spacing w:line="240" w:lineRule="auto"/>
+              <w:spacing w:after="0" w:line="240" w:lineRule="auto"/>
               <w:rPr>
                 <w:rFonts w:cs="AL-Mohanad"/>
                 <w:sz w:val="30"/>
@@ -1128,7 +1160,147 @@
                 <w:szCs w:val="30"/>
                 <w:rtl/>
               </w:rPr>
-              <w:t xml:space="preserve">               ) بتاريخ     /       /       144هـ على رحلة (            ) ورقمها (          ) والقادمة من (              )بموجب تذكرة مرور وعليه </w:t>
+              <w:t xml:space="preserve">             </w:t>
+            </w:r>
+            <w:proofErr w:type="gramStart"/>
+            <w:r>
+              <w:rPr>
+                <w:rFonts w:cs="AL-Mohanad" w:hint="cs"/>
+                <w:sz w:val="30"/>
+                <w:szCs w:val="30"/>
+                <w:rtl/>
+              </w:rPr>
+              <w:t xml:space="preserve">  )</w:t>
+            </w:r>
+            <w:proofErr w:type="gramEnd"/>
+            <w:r>
+              <w:rPr>
+                <w:rFonts w:cs="AL-Mohanad" w:hint="cs"/>
+                <w:sz w:val="30"/>
+                <w:szCs w:val="30"/>
+                <w:rtl/>
+              </w:rPr>
+              <w:t xml:space="preserve"> بتاريخ     /       /       144هـ على رحلة </w:t>
+            </w:r>
+            <w:proofErr w:type="gramStart"/>
+            <w:r>
+              <w:rPr>
+                <w:rFonts w:cs="AL-Mohanad" w:hint="cs"/>
+                <w:sz w:val="30"/>
+                <w:szCs w:val="30"/>
+                <w:rtl/>
+              </w:rPr>
+              <w:t xml:space="preserve">(  </w:t>
+            </w:r>
+            <w:proofErr w:type="gramEnd"/>
+            <w:r>
+              <w:rPr>
+                <w:rFonts w:cs="AL-Mohanad" w:hint="cs"/>
+                <w:sz w:val="30"/>
+                <w:szCs w:val="30"/>
+                <w:rtl/>
+              </w:rPr>
+              <w:t xml:space="preserve">        </w:t>
+            </w:r>
+            <w:proofErr w:type="gramStart"/>
+            <w:r>
+              <w:rPr>
+                <w:rFonts w:cs="AL-Mohanad" w:hint="cs"/>
+                <w:sz w:val="30"/>
+                <w:szCs w:val="30"/>
+                <w:rtl/>
+              </w:rPr>
+              <w:t xml:space="preserve">  )</w:t>
+            </w:r>
+            <w:proofErr w:type="gramEnd"/>
+            <w:r>
+              <w:rPr>
+                <w:rFonts w:cs="AL-Mohanad" w:hint="cs"/>
+                <w:sz w:val="30"/>
+                <w:szCs w:val="30"/>
+                <w:rtl/>
+              </w:rPr>
+              <w:t xml:space="preserve"> ورقمها </w:t>
+            </w:r>
+            <w:proofErr w:type="gramStart"/>
+            <w:r>
+              <w:rPr>
+                <w:rFonts w:cs="AL-Mohanad" w:hint="cs"/>
+                <w:sz w:val="30"/>
+                <w:szCs w:val="30"/>
+                <w:rtl/>
+              </w:rPr>
+              <w:t xml:space="preserve">(  </w:t>
+            </w:r>
+            <w:proofErr w:type="gramEnd"/>
+            <w:r>
+              <w:rPr>
+                <w:rFonts w:cs="AL-Mohanad" w:hint="cs"/>
+                <w:sz w:val="30"/>
+                <w:szCs w:val="30"/>
+                <w:rtl/>
+              </w:rPr>
+              <w:t xml:space="preserve">      </w:t>
+            </w:r>
+            <w:proofErr w:type="gramStart"/>
+            <w:r>
+              <w:rPr>
+                <w:rFonts w:cs="AL-Mohanad" w:hint="cs"/>
+                <w:sz w:val="30"/>
+                <w:szCs w:val="30"/>
+                <w:rtl/>
+              </w:rPr>
+              <w:t xml:space="preserve">  )</w:t>
+            </w:r>
+            <w:proofErr w:type="gramEnd"/>
+            <w:r>
+              <w:rPr>
+                <w:rFonts w:cs="AL-Mohanad" w:hint="cs"/>
+                <w:sz w:val="30"/>
+                <w:szCs w:val="30"/>
+                <w:rtl/>
+              </w:rPr>
+              <w:t xml:space="preserve"> والقادمة من </w:t>
+            </w:r>
+            <w:proofErr w:type="gramStart"/>
+            <w:r>
+              <w:rPr>
+                <w:rFonts w:cs="AL-Mohanad" w:hint="cs"/>
+                <w:sz w:val="30"/>
+                <w:szCs w:val="30"/>
+                <w:rtl/>
+              </w:rPr>
+              <w:t xml:space="preserve">(  </w:t>
+            </w:r>
+            <w:proofErr w:type="gramEnd"/>
+            <w:r>
+              <w:rPr>
+                <w:rFonts w:cs="AL-Mohanad" w:hint="cs"/>
+                <w:sz w:val="30"/>
+                <w:szCs w:val="30"/>
+                <w:rtl/>
+              </w:rPr>
+              <w:t xml:space="preserve">          </w:t>
+            </w:r>
+            <w:proofErr w:type="gramStart"/>
+            <w:r>
+              <w:rPr>
+                <w:rFonts w:cs="AL-Mohanad" w:hint="cs"/>
+                <w:sz w:val="30"/>
+                <w:szCs w:val="30"/>
+                <w:rtl/>
+              </w:rPr>
+              <w:t xml:space="preserve">  )بموجب</w:t>
+            </w:r>
+            <w:proofErr w:type="gramEnd"/>
+            <w:r>
+              <w:rPr>
+                <w:rFonts w:cs="AL-Mohanad" w:hint="cs"/>
+                <w:sz w:val="30"/>
+                <w:szCs w:val="30"/>
+                <w:rtl/>
+              </w:rPr>
+              <w:t xml:space="preserve"> تذكرة مرور وعليه </w:t>
             </w:r>
             <w:r>
               <w:rPr>
@@ -1180,7 +1352,7 @@
                 <w:ilvl w:val="0"/>
                 <w:numId w:val="1"/>
               </w:numPr>
-              <w:spacing w:line="240" w:lineRule="auto"/>
+              <w:spacing w:after="0" w:line="240" w:lineRule="auto"/>
               <w:rPr>
                 <w:rFonts w:cs="AL-Mohanad"/>
                 <w:sz w:val="30"/>
@@ -1404,33 +1576,7 @@
           <w:p>
             <w:pPr>
               <w:pStyle w:val="a6"/>
-              <w:spacing w:line="240" w:lineRule="auto"/>
-              <w:rPr>
-                <w:rFonts w:cs="AL-Mohanad"/>
-                <w:b/>
-                <w:bCs/>
-                <w:sz w:val="34"/>
-                <w:szCs w:val="34"/>
-                <w:rtl/>
-              </w:rPr>
-            </w:pPr>
-          </w:p>
-          <w:p>
-            <w:pPr>
-              <w:spacing w:line="240" w:lineRule="auto"/>
-              <w:rPr>
-                <w:rFonts w:cs="AL-Mohanad"/>
-                <w:b/>
-                <w:bCs/>
-                <w:sz w:val="34"/>
-                <w:szCs w:val="34"/>
-                <w:rtl/>
-              </w:rPr>
-            </w:pPr>
-          </w:p>
-          <w:p>
-            <w:pPr>
-              <w:spacing w:line="240" w:lineRule="auto"/>
+              <w:spacing w:after="0" w:line="240" w:lineRule="auto"/>
               <w:rPr>
                 <w:rFonts w:cs="AL-Mohanad"/>
                 <w:b/>
@@ -1454,15 +1600,15 @@
               <mc:AlternateContent>
                 <mc:Choice Requires="wps">
                   <w:drawing>
-                    <wp:anchor distT="0" distB="0" distL="114300" distR="114300" simplePos="0" relativeHeight="251661312" behindDoc="0" locked="0" layoutInCell="1" allowOverlap="1" wp14:anchorId="2FA64A86" wp14:editId="1985D53E">
+                    <wp:anchor distT="0" distB="0" distL="114300" distR="114300" simplePos="0" relativeHeight="251661312" behindDoc="0" locked="0" layoutInCell="1" allowOverlap="1" wp14:anchorId="2FA64A86" wp14:editId="3E54FEAB">
                       <wp:simplePos x="0" y="0"/>
                       <wp:positionH relativeFrom="column">
-                        <wp:posOffset>-747141</wp:posOffset>
+                        <wp:posOffset>-747556</wp:posOffset>
                       </wp:positionH>
                       <wp:positionV relativeFrom="paragraph">
-                        <wp:posOffset>-543509</wp:posOffset>
+                        <wp:posOffset>21704</wp:posOffset>
                       </wp:positionV>
-                      <wp:extent cx="5514975" cy="1466850"/>
+                      <wp:extent cx="5514975" cy="1282889"/>
                       <wp:effectExtent l="0" t="0" r="0" b="0"/>
                       <wp:wrapNone/>
                       <wp:docPr id="15" name="مربع نص 15"/>
@@ -1474,7 +1620,7 @@
                             <wps:spPr>
                               <a:xfrm>
                                 <a:off x="0" y="0"/>
-                                <a:ext cx="5514975" cy="1466850"/>
+                                <a:ext cx="5514975" cy="1282889"/>
                               </a:xfrm>
                               <a:prstGeom prst="rect">
                                 <a:avLst/>
@@ -1502,7 +1648,7 @@
                               <w:txbxContent>
                                 <w:p>
                                   <w:pPr>
-                                    <w:spacing w:line="240" w:lineRule="auto"/>
+                                    <w:spacing w:after="0" w:line="240" w:lineRule="auto"/>
                                     <w:jc w:val="center"/>
                                     <w:rPr>
                                       <w:rFonts w:cs="AL-Mohanad"/>
@@ -1546,19 +1692,91 @@
                                       <w:szCs w:val="32"/>
                                       <w:rtl/>
                                     </w:rPr>
-                                    <w:t xml:space="preserve">     ) صالة (     ) قدوم  </w:t>
+                                    <w:t xml:space="preserve">   </w:t>
+                                  </w:r>
+                                  <w:proofErr w:type="gramStart"/>
+                                  <w:r>
+                                    <w:rPr>
+                                      <w:rFonts w:cs="AL-Mohanad" w:hint="cs"/>
+                                      <w:b/>
+                                      <w:bCs/>
+                                      <w:sz w:val="32"/>
+                                      <w:szCs w:val="32"/>
+                                      <w:rtl/>
+                                    </w:rPr>
+                                    <w:t xml:space="preserve">  )</w:t>
+                                  </w:r>
+                                  <w:proofErr w:type="gramEnd"/>
+                                  <w:r>
+                                    <w:rPr>
+                                      <w:rFonts w:cs="AL-Mohanad" w:hint="cs"/>
+                                      <w:b/>
+                                      <w:bCs/>
+                                      <w:sz w:val="32"/>
+                                      <w:szCs w:val="32"/>
+                                      <w:rtl/>
+                                    </w:rPr>
+                                    <w:t xml:space="preserve"> صالة </w:t>
+                                  </w:r>
+                                  <w:proofErr w:type="gramStart"/>
+                                  <w:r>
+                                    <w:rPr>
+                                      <w:rFonts w:cs="AL-Mohanad" w:hint="cs"/>
+                                      <w:b/>
+                                      <w:bCs/>
+                                      <w:sz w:val="32"/>
+                                      <w:szCs w:val="32"/>
+                                      <w:rtl/>
+                                    </w:rPr>
+                                    <w:t xml:space="preserve">(  </w:t>
+                                  </w:r>
+                                  <w:proofErr w:type="gramEnd"/>
+                                  <w:r>
+                                    <w:rPr>
+                                      <w:rFonts w:cs="AL-Mohanad" w:hint="cs"/>
+                                      <w:b/>
+                                      <w:bCs/>
+                                      <w:sz w:val="32"/>
+                                      <w:szCs w:val="32"/>
+                                      <w:rtl/>
+                                    </w:rPr>
+                                    <w:t xml:space="preserve"> </w:t>
+                                  </w:r>
+                                  <w:proofErr w:type="gramStart"/>
+                                  <w:r>
+                                    <w:rPr>
+                                      <w:rFonts w:cs="AL-Mohanad" w:hint="cs"/>
+                                      <w:b/>
+                                      <w:bCs/>
+                                      <w:sz w:val="32"/>
+                                      <w:szCs w:val="32"/>
+                                      <w:rtl/>
+                                    </w:rPr>
+                                    <w:t xml:space="preserve">  )</w:t>
+                                  </w:r>
+                                  <w:proofErr w:type="gramEnd"/>
+                                  <w:r>
+                                    <w:rPr>
+                                      <w:rFonts w:cs="AL-Mohanad" w:hint="cs"/>
+                                      <w:b/>
+                                      <w:bCs/>
+                                      <w:sz w:val="32"/>
+                                      <w:szCs w:val="32"/>
+                                      <w:rtl/>
+                                    </w:rPr>
+                                    <w:t xml:space="preserve"> قدوم  </w:t>
                                   </w:r>
                                 </w:p>
                                 <w:p>
                                   <w:pPr>
-                                    <w:spacing w:line="240" w:lineRule="auto"/>
+                                    <w:spacing w:after="0" w:line="240" w:lineRule="auto"/>
                                     <w:jc w:val="center"/>
                                     <w:rPr>
                                       <w:rFonts w:cs="AL-Mohanad"/>
                                       <w:b/>
                                       <w:bCs/>
-                                      <w:sz w:val="36"/>
-                                      <w:szCs w:val="36"/>
+                                      <w:sz w:val="28"/>
+                                      <w:szCs w:val="28"/>
                                       <w:rtl/>
                                     </w:rPr>
                                   </w:pPr>
@@ -1569,13 +1787,170 @@
                                       <w:bCs/>
                                       <w:rtl/>
                                     </w:rPr>
-                                    <w:t xml:space="preserve">            </w:t>
+                                    <w:t xml:space="preserve">               </w:t>
                                   </w:r>
                                   <w:r>
                                     <w:rPr>
                                       <w:rFonts w:cs="AL-Mohanad" w:hint="cs"/>
                                       <w:b/>
                                       <w:bCs/>
+                                      <w:sz w:val="28"/>
+                                      <w:szCs w:val="28"/>
+                                      <w:rtl/>
+                                    </w:rPr>
+                                    <w:t xml:space="preserve">الاسم / </w:t>
+                                  </w:r>
+                                  <w:r>
+                                    <w:rPr>
+                                      <w:rFonts w:cs="AL-Mohanad" w:hint="cs"/>
+                                      <w:b/>
+                                      <w:bCs/>
+                                      <w:sz w:val="28"/>
+                                      <w:szCs w:val="28"/>
+                                      <w:rtl/>
+                                    </w:rPr>
+                                    <w:tab/>
+                                  </w:r>
+                                  <w:r>
+                                    <w:rPr>
+                                      <w:rFonts w:cs="AL-Mohanad" w:hint="cs"/>
+                                      <w:b/>
+                                      <w:bCs/>
+                                      <w:sz w:val="28"/>
+                                      <w:szCs w:val="28"/>
+                                      <w:rtl/>
+                                    </w:rPr>
+                                    <w:tab/>
+                                  </w:r>
+                                  <w:r>
+                                    <w:rPr>
+                                      <w:rFonts w:cs="AL-Mohanad" w:hint="cs"/>
+                                      <w:b/>
+                                      <w:bCs/>
+                                      <w:sz w:val="28"/>
+                                      <w:szCs w:val="28"/>
+                                      <w:rtl/>
+                                    </w:rPr>
+                                    <w:tab/>
+                                  </w:r>
+                                  <w:r>
+                                    <w:rPr>
+                                      <w:rFonts w:cs="AL-Mohanad" w:hint="cs"/>
+                                      <w:b/>
+                                      <w:bCs/>
+                                      <w:sz w:val="28"/>
+                                      <w:szCs w:val="28"/>
+                                      <w:rtl/>
+                                    </w:rPr>
+                                    <w:tab/>
+                                  </w:r>
+                                  <w:r>
+                                    <w:rPr>
+                                      <w:rFonts w:cs="AL-Mohanad" w:hint="cs"/>
+                                      <w:b/>
+                                      <w:bCs/>
+                                      <w:sz w:val="28"/>
+                                      <w:szCs w:val="28"/>
+                                      <w:rtl/>
+                                    </w:rPr>
+                                    <w:tab/>
+                                  </w:r>
+                                </w:p>
+                                <w:p>
+                                  <w:pPr>
+                                    <w:spacing w:after="0" w:line="240" w:lineRule="auto"/>
+                                    <w:ind w:left="1297" w:hanging="992"/>
+                                    <w:rPr>
+                                      <w:rFonts w:cs="AL-Mohanad"/>
+                                      <w:b/>
+                                      <w:bCs/>
+                                      <w:sz w:val="28"/>
+                                      <w:szCs w:val="28"/>
+                                      <w:rtl/>
+                                    </w:rPr>
+                                  </w:pPr>
+                                  <w:r>
+                                    <w:rPr>
+                                      <w:rFonts w:cs="AL-Mohanad" w:hint="cs"/>
+                                      <w:b/>
+                                      <w:bCs/>
+                                      <w:sz w:val="28"/>
+                                      <w:szCs w:val="28"/>
+                                      <w:rtl/>
+                                    </w:rPr>
+                                    <w:t xml:space="preserve">                                   الرتبة / </w:t>
+                                  </w:r>
+                                  <w:r>
+                                    <w:rPr>
+                                      <w:rFonts w:cs="AL-Mohanad" w:hint="cs"/>
+                                      <w:b/>
+                                      <w:bCs/>
+                                      <w:sz w:val="28"/>
+                                      <w:szCs w:val="28"/>
+                                      <w:rtl/>
+                                    </w:rPr>
+                                    <w:tab/>
+                                  </w:r>
+                                  <w:r>
+                                    <w:rPr>
+                                      <w:rFonts w:cs="AL-Mohanad" w:hint="cs"/>
+                                      <w:b/>
+                                      <w:bCs/>
+                                      <w:sz w:val="28"/>
+                                      <w:szCs w:val="28"/>
+                                      <w:rtl/>
+                                    </w:rPr>
+                                    <w:tab/>
+                                  </w:r>
+                                  <w:r>
+                                    <w:rPr>
+                                      <w:rFonts w:cs="AL-Mohanad" w:hint="cs"/>
+                                      <w:b/>
+                                      <w:bCs/>
+                                      <w:sz w:val="28"/>
+                                      <w:szCs w:val="28"/>
+                                      <w:rtl/>
+                                    </w:rPr>
+                                    <w:tab/>
+                                  </w:r>
+                                  <w:r>
+                                    <w:rPr>
+                                      <w:rFonts w:cs="AL-Mohanad" w:hint="cs"/>
+                                      <w:b/>
+                                      <w:bCs/>
+                                      <w:sz w:val="28"/>
+                                      <w:szCs w:val="28"/>
+                                      <w:rtl/>
+                                    </w:rPr>
+                                    <w:tab/>
+                                  </w:r>
+                                </w:p>
+                                <w:p>
+                                  <w:pPr>
+                                    <w:spacing w:after="0"/>
+                                    <w:rPr>
+                                      <w:sz w:val="28"/>
+                                      <w:szCs w:val="28"/>
+                                    </w:rPr>
+                                  </w:pPr>
+                                  <w:r>
+                                    <w:rPr>
+                                      <w:rFonts w:cs="AL-Mohanad" w:hint="cs"/>
+                                      <w:b/>
+                                      <w:bCs/>
+                                      <w:sz w:val="28"/>
+                                      <w:szCs w:val="28"/>
+                                      <w:rtl/>
+                                    </w:rPr>
+                                    <w:t xml:space="preserve">                                  </w:t>
+                                  </w:r>
+                                  <w:r>
+                                    <w:rPr>
+                                      <w:rFonts w:cs="AL-Mohanad" w:hint="cs"/>
+                                      <w:b/>
+                                      <w:bCs/>
+                                      <w:sz w:val="28"/>
+                                      <w:szCs w:val="28"/>
                                       <w:rtl/>
                                     </w:rPr>
                                     <w:t xml:space="preserve"> </w:t>
@@ -1585,90 +1960,8 @@
                                       <w:rFonts w:cs="AL-Mohanad" w:hint="cs"/>
                                       <w:b/>
                                       <w:bCs/>
-                                      <w:rtl/>
-                                    </w:rPr>
-                                    <w:t xml:space="preserve">                </w:t>
-                                  </w:r>
-                                  <w:r>
-                                    <w:rPr>
-                                      <w:rFonts w:cs="AL-Mohanad" w:hint="cs"/>
-                                      <w:b/>
-                                      <w:bCs/>
-                                      <w:rtl/>
-                                    </w:rPr>
-                                    <w:t xml:space="preserve">الاسم / </w:t>
-                                  </w:r>
-                                  <w:r>
-                                    <w:rPr>
-                                      <w:rFonts w:cs="AL-Mohanad" w:hint="cs"/>
-                                      <w:b/>
-                                      <w:bCs/>
-                                      <w:rtl/>
-                                    </w:rPr>
-                                    <w:tab/>
-                                  </w:r>
-                                  <w:r>
-                                    <w:rPr>
-                                      <w:rFonts w:cs="AL-Mohanad" w:hint="cs"/>
-                                      <w:b/>
-                                      <w:bCs/>
-                                      <w:rtl/>
-                                    </w:rPr>
-                                    <w:tab/>
-                                  </w:r>
-                                  <w:r>
-                                    <w:rPr>
-                                      <w:rFonts w:cs="AL-Mohanad" w:hint="cs"/>
-                                      <w:b/>
-                                      <w:bCs/>
-                                      <w:rtl/>
-                                    </w:rPr>
-                                    <w:tab/>
-                                  </w:r>
-                                  <w:r>
-                                    <w:rPr>
-                                      <w:rFonts w:cs="AL-Mohanad" w:hint="cs"/>
-                                      <w:b/>
-                                      <w:bCs/>
-                                      <w:rtl/>
-                                    </w:rPr>
-                                    <w:tab/>
-                                  </w:r>
-                                  <w:r>
-                                    <w:rPr>
-                                      <w:rFonts w:cs="AL-Mohanad" w:hint="cs"/>
-                                      <w:b/>
-                                      <w:bCs/>
-                                      <w:rtl/>
-                                    </w:rPr>
-                                    <w:tab/>
-                                  </w:r>
-                                </w:p>
-                                <w:p>
-                                  <w:pPr>
-                                    <w:spacing w:line="240" w:lineRule="auto"/>
-                                    <w:ind w:left="1297" w:hanging="992"/>
-                                    <w:rPr>
-                                      <w:rFonts w:cs="AL-Mohanad"/>
-                                      <w:b/>
-                                      <w:bCs/>
-                                      <w:rtl/>
-                                    </w:rPr>
-                                  </w:pPr>
-                                  <w:r>
-                                    <w:rPr>
-                                      <w:rFonts w:cs="AL-Mohanad" w:hint="cs"/>
-                                      <w:b/>
-                                      <w:bCs/>
-                                      <w:rtl/>
-                                    </w:rPr>
-                                    <w:t xml:space="preserve">                                  </w:t>
-                                  </w:r>
-                                  <w:r>
-                                    <w:rPr>
-                                      <w:rFonts w:cs="AL-Mohanad" w:hint="cs"/>
-                                      <w:b/>
-                                      <w:bCs/>
+                                      <w:sz w:val="28"/>
+                                      <w:szCs w:val="28"/>
                                       <w:rtl/>
                                     </w:rPr>
                                     <w:t xml:space="preserve"> </w:t>
@@ -1678,92 +1971,11 @@
                                       <w:rFonts w:cs="AL-Mohanad" w:hint="cs"/>
                                       <w:b/>
                                       <w:bCs/>
+                                      <w:sz w:val="28"/>
+                                      <w:szCs w:val="28"/>
                                       <w:rtl/>
                                     </w:rPr>
-                                    <w:t xml:space="preserve">       </w:t>
-                                  </w:r>
-                                  <w:r>
-                                    <w:rPr>
-                                      <w:rFonts w:cs="AL-Mohanad" w:hint="cs"/>
-                                      <w:b/>
-                                      <w:bCs/>
-                                      <w:rtl/>
-                                    </w:rPr>
-                                    <w:t xml:space="preserve">  الرتبة / </w:t>
-                                  </w:r>
-                                  <w:r>
-                                    <w:rPr>
-                                      <w:rFonts w:cs="AL-Mohanad" w:hint="cs"/>
-                                      <w:b/>
-                                      <w:bCs/>
-                                      <w:rtl/>
-                                    </w:rPr>
-                                    <w:tab/>
-                                  </w:r>
-                                  <w:r>
-                                    <w:rPr>
-                                      <w:rFonts w:cs="AL-Mohanad" w:hint="cs"/>
-                                      <w:b/>
-                                      <w:bCs/>
-                                      <w:rtl/>
-                                    </w:rPr>
-                                    <w:tab/>
-                                  </w:r>
-                                  <w:r>
-                                    <w:rPr>
-                                      <w:rFonts w:cs="AL-Mohanad" w:hint="cs"/>
-                                      <w:b/>
-                                      <w:bCs/>
-                                      <w:rtl/>
-                                    </w:rPr>
-                                    <w:tab/>
-                                  </w:r>
-                                  <w:r>
-                                    <w:rPr>
-                                      <w:rFonts w:cs="AL-Mohanad" w:hint="cs"/>
-                                      <w:b/>
-                                      <w:bCs/>
-                                      <w:rtl/>
-                                    </w:rPr>
-                                    <w:tab/>
-                                  </w:r>
-                                </w:p>
-                                <w:p>
-                                  <w:r>
-                                    <w:rPr>
-                                      <w:rFonts w:cs="AL-Mohanad" w:hint="cs"/>
-                                      <w:b/>
-                                      <w:bCs/>
-                                      <w:rtl/>
-                                    </w:rPr>
-                                    <w:t xml:space="preserve">                                            </w:t>
-                                  </w:r>
-                                  <w:r>
-                                    <w:rPr>
-                                      <w:rFonts w:cs="AL-Mohanad" w:hint="cs"/>
-                                      <w:b/>
-                                      <w:bCs/>
-                                      <w:rtl/>
-                                    </w:rPr>
-                                    <w:t xml:space="preserve"> </w:t>
-                                  </w:r>
-                                  <w:r>
-                                    <w:rPr>
-                                      <w:rFonts w:cs="AL-Mohanad" w:hint="cs"/>
-                                      <w:b/>
-                                      <w:bCs/>
-                                      <w:rtl/>
-                                    </w:rPr>
-                                    <w:t xml:space="preserve">   </w:t>
-                                  </w:r>
-                                  <w:r>
-                                    <w:rPr>
-                                      <w:rFonts w:cs="AL-Mohanad" w:hint="cs"/>
-                                      <w:b/>
-                                      <w:bCs/>
-                                      <w:rtl/>
-                                    </w:rPr>
-                                    <w:t>التوقيع /</w:t>
+                                    <w:t xml:space="preserve">   التوقيع /</w:t>
                                   </w:r>
                                 </w:p>
                                 <w:p/>
@@ -1793,12 +2005,12 @@
                       <v:stroke joinstyle="miter"/>
                       <v:path gradientshapeok="t" o:connecttype="rect"/>
                     </v:shapetype>
-                    <v:shape id="مربع نص 15" o:spid="_x0000_s1026" type="#_x0000_t202" style="position:absolute;left:0;text-align:left;margin-left:-58.85pt;margin-top:-42.8pt;width:434.25pt;height:115.5pt;z-index:251661312;visibility:visible;mso-wrap-style:square;mso-width-percent:0;mso-height-percent:0;mso-wrap-distance-left:9pt;mso-wrap-distance-top:0;mso-wrap-distance-right:9pt;mso-wrap-distance-bottom:0;mso-position-horizontal:absolute;mso-position-horizontal-relative:text;mso-position-vertical:absolute;mso-position-vertical-relative:text;mso-width-percent:0;mso-height-percent:0;mso-width-relative:margin;mso-height-relative:margin;v-text-anchor:top" o:gfxdata="UEsDBBQABgAIAAAAIQC2gziS/gAAAOEBAAATAAAAW0NvbnRlbnRfVHlwZXNdLnhtbJSRQU7DMBBF&#10;90jcwfIWJU67QAgl6YK0S0CoHGBkTxKLZGx5TGhvj5O2G0SRWNoz/78nu9wcxkFMGNg6quQqL6RA&#10;0s5Y6ir5vt9lD1JwBDIwOMJKHpHlpr69KfdHjyxSmriSfYz+USnWPY7AufNIadK6MEJMx9ApD/oD&#10;OlTrorhX2lFEilmcO2RdNtjC5xDF9pCuTyYBB5bi6bQ4syoJ3g9WQ0ymaiLzg5KdCXlKLjvcW893&#10;SUOqXwnz5DrgnHtJTxOsQfEKIT7DmDSUCaxw7Rqn8787ZsmRM9e2VmPeBN4uqYvTtW7jvijg9N/y&#10;JsXecLq0q+WD6m8AAAD//wMAUEsDBBQABgAIAAAAIQA4/SH/1gAAAJQBAAALAAAAX3JlbHMvLnJl&#10;bHOkkMFqwzAMhu+DvYPRfXGawxijTi+j0GvpHsDYimMaW0Yy2fr2M4PBMnrbUb/Q94l/f/hMi1qR&#10;JVI2sOt6UJgd+ZiDgffL8ekFlFSbvV0oo4EbChzGx4f9GRdb25HMsYhqlCwG5lrLq9biZkxWOiqY&#10;22YiTra2kYMu1l1tQD30/bPm3wwYN0x18gb45AdQl1tp5j/sFB2T0FQ7R0nTNEV3j6o9feQzro1i&#10;OWA14Fm+Q8a1a8+Bvu/d/dMb2JY5uiPbhG/ktn4cqGU/er3pcvwCAAD//wMAUEsDBBQABgAIAAAA&#10;IQALE1MFkAIAAFwFAAAOAAAAZHJzL2Uyb0RvYy54bWysVMtuEzEU3SPxD5b3dJIq6SPqpAqtipCq&#10;tqJFXTseOxnhsY3tZCbs4VvYsmDBn6R/w7FnJi2FDYjNjH3f99xzfXLaVIqshfOl0Tkd7g0oEZqb&#10;otSLnL6/u3h1RIkPTBdMGS1yuhGenk5fvjip7UTsm6VRhXAEQbSf1DanyxDsJMs8X4qK+T1jhYZS&#10;GlexgKtbZIVjNaJXKtsfDA6y2rjCOsOF95Cet0o6TfGlFDxcS+lFICqnqC2kr0vfefxm0xM2WThm&#10;lyXvymD/UEXFSo2ku1DnLDCycuVvoaqSO+ONDHvcVJmRsuQi9YBuhoNn3dwumRWpF4Dj7Q4m///C&#10;8qv1jSNlgdmNKdGswowePm+/bb9uf5CHL9vvBHKAVFs/ge2thXVoXpsGDr3cQxh7b6Sr4h9dEegB&#10;92YHsWgC4RCOx8PR8SFSceiGo4ODo3EaQvbobp0Pb4SpSDzk1GGGCVq2vvQBpcC0N4nZtLkolUpz&#10;VPoXAQyjJIu1tzWmU9goEe2UfickWk+lRoHnbjE/U460/ACB0ULPkhQMDtFQIuFf+nYu0VskWv6l&#10;/84p5Tc67PyrUhuXAEpLI2IDawa6Fx/ShFC4bO17KFoAIhahmTfdcOem2GC2zrQr4i2/KIH/JfPh&#10;hjnsBLDAnodrfKQydU5Nd6JkadynP8mjPagKLSU1diyn/uOKOUGJeqtB4uPhaBSXMl1G48N9XNxT&#10;zfypRq+qM4O+hnhRLE/HaB9UL5XOVPd4DmYxK1RMc+TOaeiPZ6GdLJ4TLmazZIQ1tCxc6lvLY+gI&#10;b2TXXXPPnO0oGMDeK9NvI5s8Y2JrGz21ma2CkWWiaQS4RbUDHiuc2Ns9N/GNeHpPVo+P4vQnAAAA&#10;//8DAFBLAwQUAAYACAAAACEADrH+zOAAAAAMAQAADwAAAGRycy9kb3ducmV2LnhtbEyPTU/DMAyG&#10;70j8h8hI3LakqF230nRCIK4gxoe0W9Z4bUXjVE22ln+PObGbLT96/bzldna9OOMYOk8akqUCgVR7&#10;21Gj4eP9ebEGEaIha3pPqOEHA2yr66vSFNZP9IbnXWwEh1AojIY2xqGQMtQtOhOWfkDi29GPzkRe&#10;x0ba0Uwc7np5p9RKOtMRf2jNgI8t1t+7k9Pw+XLcf6XqtXly2TD5WUlyG6n17c38cA8i4hz/YfjT&#10;Z3Wo2OngT2SD6DUskiTPmeVpna1AMJJnitscmE2zFGRVyssS1S8AAAD//wMAUEsBAi0AFAAGAAgA&#10;AAAhALaDOJL+AAAA4QEAABMAAAAAAAAAAAAAAAAAAAAAAFtDb250ZW50X1R5cGVzXS54bWxQSwEC&#10;LQAUAAYACAAAACEAOP0h/9YAAACUAQAACwAAAAAAAAAAAAAAAAAvAQAAX3JlbHMvLnJlbHNQSwEC&#10;LQAUAAYACAAAACEACxNTBZACAABcBQAADgAAAAAAAAAAAAAAAAAuAgAAZHJzL2Uyb0RvYy54bWxQ&#10;SwECLQAUAAYACAAAACEADrH+zOAAAAAMAQAADwAAAAAAAAAAAAAAAADqBAAAZHJzL2Rvd25yZXYu&#10;eG1sUEsFBgAAAAAEAAQA8wAAAPcFAAAAAA==&#10;" filled="f" stroked="f">
+                    <v:shape id="مربع نص 15" o:spid="_x0000_s1026" type="#_x0000_t202" style="position:absolute;left:0;text-align:left;margin-left:-58.85pt;margin-top:1.7pt;width:434.25pt;height:101pt;z-index:251661312;visibility:visible;mso-wrap-style:square;mso-width-percent:0;mso-height-percent:0;mso-wrap-distance-left:9pt;mso-wrap-distance-top:0;mso-wrap-distance-right:9pt;mso-wrap-distance-bottom:0;mso-position-horizontal:absolute;mso-position-horizontal-relative:text;mso-position-vertical:absolute;mso-position-vertical-relative:text;mso-width-percent:0;mso-height-percent:0;mso-width-relative:margin;mso-height-relative:margin;v-text-anchor:top" o:gfxdata="UEsDBBQABgAIAAAAIQC2gziS/gAAAOEBAAATAAAAW0NvbnRlbnRfVHlwZXNdLnhtbJSRQU7DMBBF&#10;90jcwfIWJU67QAgl6YK0S0CoHGBkTxKLZGx5TGhvj5O2G0SRWNoz/78nu9wcxkFMGNg6quQqL6RA&#10;0s5Y6ir5vt9lD1JwBDIwOMJKHpHlpr69KfdHjyxSmriSfYz+USnWPY7AufNIadK6MEJMx9ApD/oD&#10;OlTrorhX2lFEilmcO2RdNtjC5xDF9pCuTyYBB5bi6bQ4syoJ3g9WQ0ymaiLzg5KdCXlKLjvcW893&#10;SUOqXwnz5DrgnHtJTxOsQfEKIT7DmDSUCaxw7Rqn8787ZsmRM9e2VmPeBN4uqYvTtW7jvijg9N/y&#10;JsXecLq0q+WD6m8AAAD//wMAUEsDBBQABgAIAAAAIQA4/SH/1gAAAJQBAAALAAAAX3JlbHMvLnJl&#10;bHOkkMFqwzAMhu+DvYPRfXGawxijTi+j0GvpHsDYimMaW0Yy2fr2M4PBMnrbUb/Q94l/f/hMi1qR&#10;JVI2sOt6UJgd+ZiDgffL8ekFlFSbvV0oo4EbChzGx4f9GRdb25HMsYhqlCwG5lrLq9biZkxWOiqY&#10;22YiTra2kYMu1l1tQD30/bPm3wwYN0x18gb45AdQl1tp5j/sFB2T0FQ7R0nTNEV3j6o9feQzro1i&#10;OWA14Fm+Q8a1a8+Bvu/d/dMb2JY5uiPbhG/ktn4cqGU/er3pcvwCAAD//wMAUEsDBBQABgAIAAAA&#10;IQCsKaaSZgIAADAFAAAOAAAAZHJzL2Uyb0RvYy54bWysVEtvGjEQvlfqf7B8bxYQNIBYIkqUqlKU&#10;RCVVzsZrw6pejzs27NJf37F3eTTtJVUvu/a855tvPLtpKsP2Cn0JNuf9qx5nykooSrvJ+bfnuw9j&#10;znwQthAGrMr5QXl+M3//bla7qRrAFkyhkFEQ66e1y/k2BDfNMi+3qhL+CpyypNSAlQh0xU1WoKgp&#10;emWyQa/3MasBC4cglfckvW2VfJ7ia61keNTaq8BMzqm2kL6Yvuv4zeYzMd2gcNtSdmWIf6iiEqWl&#10;pKdQtyIItsPyj1BVKRE86HAlocpA61Kq1AN10++96ma1FU6lXggc704w+f8XVj7sV+4JWWg+QUMD&#10;jIDUzk89CWM/jcYq/qlSRnqC8HCCTTWBSRKORv3h5HrEmSRdfzAejMeTGCc7uzv04bOCisVDzpHm&#10;kuAS+3sfWtOjScxm4a40Js3G2N8EFDNKsnON6RQORkU7Y78qzcoilRoFXuJmvTTI2pkTKamF4+RT&#10;MHKIhpoSvtG3c4neKlHtjf4np5QfbDj5V6UFTAClRVCxgb0gChff04SocN3aH6FoAYhYhGbddENc&#10;Q3Gg2SK0tPdO3pWE/73w4Ukg8ZywoN0Nj/TRBuqcQ3fibAv482/yaE/0Iy1nNe1Nzv2PnUDFmfli&#10;iZiT/nAYFy1dhqPrAV3wUrO+1NhdtQTqq0+vhJPpGO2DOUo1QvVCK76IWUklrKTcOQ/H4zK0k6Un&#10;QqrFIhnRajkR7u3KyRg6whvZ9dy8CHQdBQOx9wGOGyamr5jY2kZPC4tdAF0mmkaAW1Q74GktE9G7&#10;JyTu/eU9WZ0fuvkvAAAA//8DAFBLAwQUAAYACAAAACEAoQDkrd4AAAAKAQAADwAAAGRycy9kb3du&#10;cmV2LnhtbEyPwU7DMBBE70j8g7VI3Fo7JSEQ4lQIxBXUQitxc+NtEhGvo9htwt+znOC42qeZN+V6&#10;dr044xg6TxqSpQKBVHvbUaPh4/1lcQciREPW9J5QwzcGWFeXF6UprJ9og+dtbASHUCiMhjbGoZAy&#10;1C06E5Z+QOLf0Y/ORD7HRtrRTBzuerlS6lY60xE3tGbApxbrr+3Jadi9Hj/3qXprnl02TH5Wkty9&#10;1Pr6an58ABFxjn8w/OqzOlTsdPAnskH0GhZJkufMarhJQTCQZ4q3HDSsVJaCrEr5f0L1AwAA//8D&#10;AFBLAQItABQABgAIAAAAIQC2gziS/gAAAOEBAAATAAAAAAAAAAAAAAAAAAAAAABbQ29udGVudF9U&#10;eXBlc10ueG1sUEsBAi0AFAAGAAgAAAAhADj9If/WAAAAlAEAAAsAAAAAAAAAAAAAAAAALwEAAF9y&#10;ZWxzLy5yZWxzUEsBAi0AFAAGAAgAAAAhAKwpppJmAgAAMAUAAA4AAAAAAAAAAAAAAAAALgIAAGRy&#10;cy9lMm9Eb2MueG1sUEsBAi0AFAAGAAgAAAAhAKEA5K3eAAAACgEAAA8AAAAAAAAAAAAAAAAAwAQA&#10;AGRycy9kb3ducmV2LnhtbFBLBQYAAAAABAAEAPMAAADLBQAAAAA=&#10;" filled="f" stroked="f">
                       <v:textbox>
                         <w:txbxContent>
                           <w:p>
                             <w:pPr>
-                              <w:spacing w:line="240" w:lineRule="auto"/>
+                              <w:spacing w:after="0" w:line="240" w:lineRule="auto"/>
                               <w:jc w:val="center"/>
                               <w:rPr>
                                 <w:rFonts w:cs="AL-Mohanad"/>
@@ -1818,19 +2030,115 @@
                                 <w:szCs w:val="32"/>
                                 <w:rtl/>
                               </w:rPr>
-                              <w:t xml:space="preserve">                             تصديق رئيس مناوبة (       ) صالة (     ) قدوم  </w:t>
+                              <w:t xml:space="preserve">                             تصديق رئيس مناوبة </w:t>
+                            </w:r>
+                            <w:proofErr w:type="gramStart"/>
+                            <w:r>
+                              <w:rPr>
+                                <w:rFonts w:cs="AL-Mohanad" w:hint="cs"/>
+                                <w:b/>
+                                <w:bCs/>
+                                <w:sz w:val="32"/>
+                                <w:szCs w:val="32"/>
+                                <w:rtl/>
+                              </w:rPr>
+                              <w:t xml:space="preserve">(  </w:t>
+                            </w:r>
+                            <w:proofErr w:type="gramEnd"/>
+                            <w:r>
+                              <w:rPr>
+                                <w:rFonts w:cs="AL-Mohanad" w:hint="cs"/>
+                                <w:b/>
+                                <w:bCs/>
+                                <w:sz w:val="32"/>
+                                <w:szCs w:val="32"/>
+                                <w:rtl/>
+                              </w:rPr>
+                              <w:t xml:space="preserve">   </w:t>
+                            </w:r>
+                            <w:proofErr w:type="gramStart"/>
+                            <w:r>
+                              <w:rPr>
+                                <w:rFonts w:cs="AL-Mohanad" w:hint="cs"/>
+                                <w:b/>
+                                <w:bCs/>
+                                <w:sz w:val="32"/>
+                                <w:szCs w:val="32"/>
+                                <w:rtl/>
+                              </w:rPr>
+                              <w:t xml:space="preserve">  )</w:t>
+                            </w:r>
+                            <w:proofErr w:type="gramEnd"/>
+                            <w:r>
+                              <w:rPr>
+                                <w:rFonts w:cs="AL-Mohanad" w:hint="cs"/>
+                                <w:b/>
+                                <w:bCs/>
+                                <w:sz w:val="32"/>
+                                <w:szCs w:val="32"/>
+                                <w:rtl/>
+                              </w:rPr>
+                              <w:t xml:space="preserve"> صالة </w:t>
+                            </w:r>
+                            <w:proofErr w:type="gramStart"/>
+                            <w:r>
+                              <w:rPr>
+                                <w:rFonts w:cs="AL-Mohanad" w:hint="cs"/>
+                                <w:b/>
+                                <w:bCs/>
+                                <w:sz w:val="32"/>
+                                <w:szCs w:val="32"/>
+                                <w:rtl/>
+                              </w:rPr>
+                              <w:t xml:space="preserve">(  </w:t>
+                            </w:r>
+                            <w:proofErr w:type="gramEnd"/>
+                            <w:r>
+                              <w:rPr>
+                                <w:rFonts w:cs="AL-Mohanad" w:hint="cs"/>
+                                <w:b/>
+                                <w:bCs/>
+                                <w:sz w:val="32"/>
+                                <w:szCs w:val="32"/>
+                                <w:rtl/>
+                              </w:rPr>
+                              <w:t xml:space="preserve"> </w:t>
+                            </w:r>
+                            <w:proofErr w:type="gramStart"/>
+                            <w:r>
+                              <w:rPr>
+                                <w:rFonts w:cs="AL-Mohanad" w:hint="cs"/>
+                                <w:b/>
+                                <w:bCs/>
+                                <w:sz w:val="32"/>
+                                <w:szCs w:val="32"/>
+                                <w:rtl/>
+                              </w:rPr>
+                              <w:t xml:space="preserve">  )</w:t>
+                            </w:r>
+                            <w:proofErr w:type="gramEnd"/>
+                            <w:r>
+                              <w:rPr>
+                                <w:rFonts w:cs="AL-Mohanad" w:hint="cs"/>
+                                <w:b/>
+                                <w:bCs/>
+                                <w:sz w:val="32"/>
+                                <w:szCs w:val="32"/>
+                                <w:rtl/>
+                              </w:rPr>
+                              <w:t xml:space="preserve"> قدوم  </w:t>
                             </w:r>
                           </w:p>
                           <w:p>
                             <w:pPr>
-                              <w:spacing w:line="240" w:lineRule="auto"/>
+                              <w:spacing w:after="0" w:line="240" w:lineRule="auto"/>
                               <w:jc w:val="center"/>
                               <w:rPr>
                                 <w:rFonts w:cs="AL-Mohanad"/>
                                 <w:b/>
                                 <w:bCs/>
-                                <w:sz w:val="36"/>
-                                <w:szCs w:val="36"/>
+                                <w:sz w:val="28"/>
+                                <w:szCs w:val="28"/>
                                 <w:rtl/>
                               </w:rPr>
                             </w:pPr>
@@ -1841,13 +2149,170 @@
                                 <w:bCs/>
                                 <w:rtl/>
                               </w:rPr>
-                              <w:t xml:space="preserve">            </w:t>
+                              <w:t xml:space="preserve">               </w:t>
                             </w:r>
                             <w:r>
                               <w:rPr>
                                 <w:rFonts w:cs="AL-Mohanad" w:hint="cs"/>
                                 <w:b/>
                                 <w:bCs/>
+                                <w:sz w:val="28"/>
+                                <w:szCs w:val="28"/>
+                                <w:rtl/>
+                              </w:rPr>
+                              <w:t xml:space="preserve">الاسم / </w:t>
+                            </w:r>
+                            <w:r>
+                              <w:rPr>
+                                <w:rFonts w:cs="AL-Mohanad" w:hint="cs"/>
+                                <w:b/>
+                                <w:bCs/>
+                                <w:sz w:val="28"/>
+                                <w:szCs w:val="28"/>
+                                <w:rtl/>
+                              </w:rPr>
+                              <w:tab/>
+                            </w:r>
+                            <w:r>
+                              <w:rPr>
+                                <w:rFonts w:cs="AL-Mohanad" w:hint="cs"/>
+                                <w:b/>
+                                <w:bCs/>
+                                <w:sz w:val="28"/>
+                                <w:szCs w:val="28"/>
+                                <w:rtl/>
+                              </w:rPr>
+                              <w:tab/>
+                            </w:r>
+                            <w:r>
+                              <w:rPr>
+                                <w:rFonts w:cs="AL-Mohanad" w:hint="cs"/>
+                                <w:b/>
+                                <w:bCs/>
+                                <w:sz w:val="28"/>
+                                <w:szCs w:val="28"/>
+                                <w:rtl/>
+                              </w:rPr>
+                              <w:tab/>
+                            </w:r>
+                            <w:r>
+                              <w:rPr>
+                                <w:rFonts w:cs="AL-Mohanad" w:hint="cs"/>
+                                <w:b/>
+                                <w:bCs/>
+                                <w:sz w:val="28"/>
+                                <w:szCs w:val="28"/>
+                                <w:rtl/>
+                              </w:rPr>
+                              <w:tab/>
+                            </w:r>
+                            <w:r>
+                              <w:rPr>
+                                <w:rFonts w:cs="AL-Mohanad" w:hint="cs"/>
+                                <w:b/>
+                                <w:bCs/>
+                                <w:sz w:val="28"/>
+                                <w:szCs w:val="28"/>
+                                <w:rtl/>
+                              </w:rPr>
+                              <w:tab/>
+                            </w:r>
+                          </w:p>
+                          <w:p>
+                            <w:pPr>
+                              <w:spacing w:after="0" w:line="240" w:lineRule="auto"/>
+                              <w:ind w:left="1297" w:hanging="992"/>
+                              <w:rPr>
+                                <w:rFonts w:cs="AL-Mohanad"/>
+                                <w:b/>
+                                <w:bCs/>
+                                <w:sz w:val="28"/>
+                                <w:szCs w:val="28"/>
+                                <w:rtl/>
+                              </w:rPr>
+                            </w:pPr>
+                            <w:r>
+                              <w:rPr>
+                                <w:rFonts w:cs="AL-Mohanad" w:hint="cs"/>
+                                <w:b/>
+                                <w:bCs/>
+                                <w:sz w:val="28"/>
+                                <w:szCs w:val="28"/>
+                                <w:rtl/>
+                              </w:rPr>
+                              <w:t xml:space="preserve">                                   الرتبة / </w:t>
+                            </w:r>
+                            <w:r>
+                              <w:rPr>
+                                <w:rFonts w:cs="AL-Mohanad" w:hint="cs"/>
+                                <w:b/>
+                                <w:bCs/>
+                                <w:sz w:val="28"/>
+                                <w:szCs w:val="28"/>
+                                <w:rtl/>
+                              </w:rPr>
+                              <w:tab/>
+                            </w:r>
+                            <w:r>
+                              <w:rPr>
+                                <w:rFonts w:cs="AL-Mohanad" w:hint="cs"/>
+                                <w:b/>
+                                <w:bCs/>
+                                <w:sz w:val="28"/>
+                                <w:szCs w:val="28"/>
+                                <w:rtl/>
+                              </w:rPr>
+                              <w:tab/>
+                            </w:r>
+                            <w:r>
+                              <w:rPr>
+                                <w:rFonts w:cs="AL-Mohanad" w:hint="cs"/>
+                                <w:b/>
+                                <w:bCs/>
+                                <w:sz w:val="28"/>
+                                <w:szCs w:val="28"/>
+                                <w:rtl/>
+                              </w:rPr>
+                              <w:tab/>
+                            </w:r>
+                            <w:r>
+                              <w:rPr>
+                                <w:rFonts w:cs="AL-Mohanad" w:hint="cs"/>
+                                <w:b/>
+                                <w:bCs/>
+                                <w:sz w:val="28"/>
+                                <w:szCs w:val="28"/>
+                                <w:rtl/>
+                              </w:rPr>
+                              <w:tab/>
+                            </w:r>
+                          </w:p>
+                          <w:p>
+                            <w:pPr>
+                              <w:spacing w:after="0"/>
+                              <w:rPr>
+                                <w:sz w:val="28"/>
+                                <w:szCs w:val="28"/>
+                              </w:rPr>
+                            </w:pPr>
+                            <w:r>
+                              <w:rPr>
+                                <w:rFonts w:cs="AL-Mohanad" w:hint="cs"/>
+                                <w:b/>
+                                <w:bCs/>
+                                <w:sz w:val="28"/>
+                                <w:szCs w:val="28"/>
+                                <w:rtl/>
+                              </w:rPr>
+                              <w:t xml:space="preserve">                                  </w:t>
+                            </w:r>
+                            <w:r>
+                              <w:rPr>
+                                <w:rFonts w:cs="AL-Mohanad" w:hint="cs"/>
+                                <w:b/>
+                                <w:bCs/>
+                                <w:sz w:val="28"/>
+                                <w:szCs w:val="28"/>
                                 <w:rtl/>
                               </w:rPr>
                               <w:t xml:space="preserve"> </w:t>
@@ -1857,90 +2322,8 @@
                                 <w:rFonts w:cs="AL-Mohanad" w:hint="cs"/>
                                 <w:b/>
                                 <w:bCs/>
-                                <w:rtl/>
-                              </w:rPr>
-                              <w:t xml:space="preserve">                </w:t>
-                            </w:r>
-                            <w:r>
-                              <w:rPr>
-                                <w:rFonts w:cs="AL-Mohanad" w:hint="cs"/>
-                                <w:b/>
-                                <w:bCs/>
-                                <w:rtl/>
-                              </w:rPr>
-                              <w:t xml:space="preserve">الاسم / </w:t>
-                            </w:r>
-                            <w:r>
-                              <w:rPr>
-                                <w:rFonts w:cs="AL-Mohanad" w:hint="cs"/>
-                                <w:b/>
-                                <w:bCs/>
-                                <w:rtl/>
-                              </w:rPr>
-                              <w:tab/>
-                            </w:r>
-                            <w:r>
-                              <w:rPr>
-                                <w:rFonts w:cs="AL-Mohanad" w:hint="cs"/>
-                                <w:b/>
-                                <w:bCs/>
-                                <w:rtl/>
-                              </w:rPr>
-                              <w:tab/>
-                            </w:r>
-                            <w:r>
-                              <w:rPr>
-                                <w:rFonts w:cs="AL-Mohanad" w:hint="cs"/>
-                                <w:b/>
-                                <w:bCs/>
-                                <w:rtl/>
-                              </w:rPr>
-                              <w:tab/>
-                            </w:r>
-                            <w:r>
-                              <w:rPr>
-                                <w:rFonts w:cs="AL-Mohanad" w:hint="cs"/>
-                                <w:b/>
-                                <w:bCs/>
-                                <w:rtl/>
-                              </w:rPr>
-                              <w:tab/>
-                            </w:r>
-                            <w:r>
-                              <w:rPr>
-                                <w:rFonts w:cs="AL-Mohanad" w:hint="cs"/>
-                                <w:b/>
-                                <w:bCs/>
-                                <w:rtl/>
-                              </w:rPr>
-                              <w:tab/>
-                            </w:r>
-                          </w:p>
-                          <w:p>
-                            <w:pPr>
-                              <w:spacing w:line="240" w:lineRule="auto"/>
-                              <w:ind w:left="1297" w:hanging="992"/>
-                              <w:rPr>
-                                <w:rFonts w:cs="AL-Mohanad"/>
-                                <w:b/>
-                                <w:bCs/>
-                                <w:rtl/>
-                              </w:rPr>
-                            </w:pPr>
-                            <w:r>
-                              <w:rPr>
-                                <w:rFonts w:cs="AL-Mohanad" w:hint="cs"/>
-                                <w:b/>
-                                <w:bCs/>
-                                <w:rtl/>
-                              </w:rPr>
-                              <w:t xml:space="preserve">                                  </w:t>
-                            </w:r>
-                            <w:r>
-                              <w:rPr>
-                                <w:rFonts w:cs="AL-Mohanad" w:hint="cs"/>
-                                <w:b/>
-                                <w:bCs/>
+                                <w:sz w:val="28"/>
+                                <w:szCs w:val="28"/>
                                 <w:rtl/>
                               </w:rPr>
                               <w:t xml:space="preserve"> </w:t>
@@ -1950,92 +2333,11 @@
                                 <w:rFonts w:cs="AL-Mohanad" w:hint="cs"/>
                                 <w:b/>
                                 <w:bCs/>
+                                <w:sz w:val="28"/>
+                                <w:szCs w:val="28"/>
                                 <w:rtl/>
                               </w:rPr>
-                              <w:t xml:space="preserve">       </w:t>
-                            </w:r>
-                            <w:r>
-                              <w:rPr>
-                                <w:rFonts w:cs="AL-Mohanad" w:hint="cs"/>
-                                <w:b/>
-                                <w:bCs/>
-                                <w:rtl/>
-                              </w:rPr>
-                              <w:t xml:space="preserve">  الرتبة / </w:t>
-                            </w:r>
-                            <w:r>
-                              <w:rPr>
-                                <w:rFonts w:cs="AL-Mohanad" w:hint="cs"/>
-                                <w:b/>
-                                <w:bCs/>
-                                <w:rtl/>
-                              </w:rPr>
-                              <w:tab/>
-                            </w:r>
-                            <w:r>
-                              <w:rPr>
-                                <w:rFonts w:cs="AL-Mohanad" w:hint="cs"/>
-                                <w:b/>
-                                <w:bCs/>
-                                <w:rtl/>
-                              </w:rPr>
-                              <w:tab/>
-                            </w:r>
-                            <w:r>
-                              <w:rPr>
-                                <w:rFonts w:cs="AL-Mohanad" w:hint="cs"/>
-                                <w:b/>
-                                <w:bCs/>
-                                <w:rtl/>
-                              </w:rPr>
-                              <w:tab/>
-                            </w:r>
-                            <w:r>
-                              <w:rPr>
-                                <w:rFonts w:cs="AL-Mohanad" w:hint="cs"/>
-                                <w:b/>
-                                <w:bCs/>
-                                <w:rtl/>
-                              </w:rPr>
-                              <w:tab/>
-                            </w:r>
-                          </w:p>
-                          <w:p>
-                            <w:r>
-                              <w:rPr>
-                                <w:rFonts w:cs="AL-Mohanad" w:hint="cs"/>
-                                <w:b/>
-                                <w:bCs/>
-                                <w:rtl/>
-                              </w:rPr>
-                              <w:t xml:space="preserve">                                            </w:t>
-                            </w:r>
-                            <w:r>
-                              <w:rPr>
-                                <w:rFonts w:cs="AL-Mohanad" w:hint="cs"/>
-                                <w:b/>
-                                <w:bCs/>
-                                <w:rtl/>
-                              </w:rPr>
-                              <w:t xml:space="preserve"> </w:t>
-                            </w:r>
-                            <w:r>
-                              <w:rPr>
-                                <w:rFonts w:cs="AL-Mohanad" w:hint="cs"/>
-                                <w:b/>
-                                <w:bCs/>
-                                <w:rtl/>
-                              </w:rPr>
-                              <w:t xml:space="preserve">   </w:t>
-                            </w:r>
-                            <w:r>
-                              <w:rPr>
-                                <w:rFonts w:cs="AL-Mohanad" w:hint="cs"/>
-                                <w:b/>
-                                <w:bCs/>
-                                <w:rtl/>
-                              </w:rPr>
-                              <w:t>التوقيع /</w:t>
+                              <w:t xml:space="preserve">   التوقيع /</w:t>
                             </w:r>
                           </w:p>
                           <w:p/>
@@ -2047,16 +2349,48 @@
               </mc:AlternateContent>
             </w:r>
           </w:p>
+          <w:p>
+            <w:pPr>
+              <w:spacing w:after="0" w:line="240" w:lineRule="auto"/>
+              <w:rPr>
+                <w:rFonts w:cs="AL-Mohanad"/>
+                <w:b/>
+                <w:bCs/>
+                <w:sz w:val="34"/>
+                <w:szCs w:val="34"/>
+                <w:rtl/>
+              </w:rPr>
+            </w:pPr>
+          </w:p>
+          <w:p>
+            <w:pPr>
+              <w:spacing w:after="0" w:line="240" w:lineRule="auto"/>
+              <w:rPr>
+                <w:rFonts w:cs="AL-Mohanad"/>
+                <w:b/>
+                <w:bCs/>
+                <w:sz w:val="34"/>
+                <w:szCs w:val="34"/>
+                <w:rtl/>
+              </w:rPr>
+            </w:pPr>
+          </w:p>
         </w:tc>
       </w:tr>
     </w:tbl>
-    <w:p/>
-    <w:p/>
+    <w:p>
+      <w:pPr>
+        <w:rPr>
+          <w:rFonts w:hint="cs"/>
+          <w:rtl/>
+        </w:rPr>
+      </w:pPr>
+    </w:p>
     <w:sectPr>
       <w:headerReference w:type="default" r:id="rId8"/>
       <w:footerReference w:type="default" r:id="rId9"/>
       <w:pgSz w:w="11906" w:h="16838"/>
-      <w:pgMar w:top="1440" w:right="1800" w:bottom="1440" w:left="1800" w:header="708" w:footer="708" w:gutter="0"/>
+      <w:pgMar w:top="3119" w:right="1800" w:bottom="1276" w:left="1800" w:header="708" w:footer="0" w:gutter="0"/>
       <w:cols w:space="708"/>
       <w:bidi/>
       <w:rtlGutter/>
@@ -2067,7 +2401,7 @@
 </file>
 
 <file path=word/endnotes.xml><?xml version="1.0" encoding="utf-8"?>
-<w:endnotes xmlns:wpc="http://schemas.microsoft.com/office/word/2010/wordprocessingCanvas" xmlns:cx="http://schemas.microsoft.com/office/drawing/2014/chartex" xmlns:cx1="http://schemas.microsoft.com/office/drawing/2015/9/8/chartex" xmlns:cx2="http://schemas.microsoft.com/office/drawing/2015/10/21/chartex" xmlns:cx3="http://schemas.microsoft.com/office/drawing/2016/5/9/chartex" xmlns:cx4="http://schemas.microsoft.com/office/drawing/2016/5/10/chartex" xmlns:cx5="http://schemas.microsoft.com/office/drawing/2016/5/11/chartex" xmlns:cx6="http://schemas.microsoft.com/office/drawing/2016/5/12/chartex" xmlns:cx7="http://schemas.microsoft.com/office/drawing/2016/5/13/chartex" xmlns:cx8="http://schemas.microsoft.com/office/drawing/2016/5/14/chartex" xmlns:mc="http://schemas.openxmlformats.org/markup-compatibility/2006" xmlns:aink="http://schemas.microsoft.com/office/drawing/2016/ink" xmlns:am3d="http://schemas.microsoft.com/office/drawing/2017/model3d" xmlns:o="urn:schemas-microsoft-com:office:office" xmlns:oel="http://schemas.microsoft.com/office/2019/extlst" xmlns:r="http://schemas.openxmlformats.org/officeDocument/2006/relationships" xmlns:m="http://schemas.openxmlformats.org/officeDocument/2006/math" xmlns:v="urn:schemas-microsoft-com:vml" xmlns:wp14="http://schemas.microsoft.com/office/word/2010/wordprocessingDrawing" xmlns:wp="http://schemas.openxmlformats.org/drawingml/2006/wordprocessingDrawing" xmlns:w10="urn:schemas-microsoft-com:office:word" xmlns:w="http://schemas.openxmlformats.org/wordprocessingml/2006/main" xmlns:w14="http://schemas.microsoft.com/office/word/2010/wordml" xmlns:w15="http://schemas.microsoft.com/office/word/2012/wordml" xmlns:w16cex="http://schemas.microsoft.com/office/word/2018/wordml/cex" xmlns:w16cid="http://schemas.microsoft.com/office/word/2016/wordml/cid" xmlns:w16="http://schemas.microsoft.com/office/word/2018/wordml" xmlns:w16du="http://schemas.microsoft.com/office/word/2023/wordml/word16du" xmlns:w16sdtdh="http://schemas.microsoft.com/office/word/2020/wordml/sdtdatahash" xmlns:w16se="http://schemas.microsoft.com/office/word/2015/wordml/symex" xmlns:wpg="http://schemas.microsoft.com/office/word/2010/wordprocessingGroup" xmlns:wpi="http://schemas.microsoft.com/office/word/2010/wordprocessingInk" xmlns:wne="http://schemas.microsoft.com/office/word/2006/wordml" xmlns:wps="http://schemas.microsoft.com/office/word/2010/wordprocessingShape" mc:Ignorable="w14 w15 w16se w16cid w16 w16cex w16sdtdh w16du wp14">
+<w:endnotes xmlns:wpc="http://schemas.microsoft.com/office/word/2010/wordprocessingCanvas" xmlns:cx="http://schemas.microsoft.com/office/drawing/2014/chartex" xmlns:cx1="http://schemas.microsoft.com/office/drawing/2015/9/8/chartex" xmlns:cx2="http://schemas.microsoft.com/office/drawing/2015/10/21/chartex" xmlns:cx3="http://schemas.microsoft.com/office/drawing/2016/5/9/chartex" xmlns:cx4="http://schemas.microsoft.com/office/drawing/2016/5/10/chartex" xmlns:cx5="http://schemas.microsoft.com/office/drawing/2016/5/11/chartex" xmlns:cx6="http://schemas.microsoft.com/office/drawing/2016/5/12/chartex" xmlns:cx7="http://schemas.microsoft.com/office/drawing/2016/5/13/chartex" xmlns:cx8="http://schemas.microsoft.com/office/drawing/2016/5/14/chartex" xmlns:mc="http://schemas.openxmlformats.org/markup-compatibility/2006" xmlns:aink="http://schemas.microsoft.com/office/drawing/2016/ink" xmlns:am3d="http://schemas.microsoft.com/office/drawing/2017/model3d" xmlns:o="urn:schemas-microsoft-com:office:office" xmlns:oel="http://schemas.microsoft.com/office/2019/extlst" xmlns:r="http://schemas.openxmlformats.org/officeDocument/2006/relationships" xmlns:m="http://schemas.openxmlformats.org/officeDocument/2006/math" xmlns:v="urn:schemas-microsoft-com:vml" xmlns:wp14="http://schemas.microsoft.com/office/word/2010/wordprocessingDrawing" xmlns:wp="http://schemas.openxmlformats.org/drawingml/2006/wordprocessingDrawing" xmlns:w10="urn:schemas-microsoft-com:office:word" xmlns:w="http://schemas.openxmlformats.org/wordprocessingml/2006/main" xmlns:w14="http://schemas.microsoft.com/office/word/2010/wordml" xmlns:w15="http://schemas.microsoft.com/office/word/2012/wordml" xmlns:w16cex="http://schemas.microsoft.com/office/word/2018/wordml/cex" xmlns:w16cid="http://schemas.microsoft.com/office/word/2016/wordml/cid" xmlns:w16="http://schemas.microsoft.com/office/word/2018/wordml" xmlns:w16du="http://schemas.microsoft.com/office/word/2023/wordml/word16du" xmlns:w16sdtdh="http://schemas.microsoft.com/office/word/2020/wordml/sdtdatahash" xmlns:w16sdtfl="http://schemas.microsoft.com/office/word/2024/wordml/sdtformatlock" xmlns:w16se="http://schemas.microsoft.com/office/word/2015/wordml/symex" xmlns:wpg="http://schemas.microsoft.com/office/word/2010/wordprocessingGroup" xmlns:wpi="http://schemas.microsoft.com/office/word/2010/wordprocessingInk" xmlns:wne="http://schemas.microsoft.com/office/word/2006/wordml" xmlns:wps="http://schemas.microsoft.com/office/word/2010/wordprocessingShape" mc:Ignorable="w14 w15 w16se w16cid w16 w16cex w16sdtdh w16sdtfl w16du wp14">
   <w:endnote w:type="separator" w:id="-1">
     <w:p>
       <w:pPr>
@@ -2092,7 +2426,7 @@
 </file>
 
 <file path=word/footer1.xml><?xml version="1.0" encoding="utf-8"?>
-<w:ftr xmlns:wpc="http://schemas.microsoft.com/office/word/2010/wordprocessingCanvas" xmlns:cx="http://schemas.microsoft.com/office/drawing/2014/chartex" xmlns:cx1="http://schemas.microsoft.com/office/drawing/2015/9/8/chartex" xmlns:cx2="http://schemas.microsoft.com/office/drawing/2015/10/21/chartex" xmlns:cx3="http://schemas.microsoft.com/office/drawing/2016/5/9/chartex" xmlns:cx4="http://schemas.microsoft.com/office/drawing/2016/5/10/chartex" xmlns:cx5="http://schemas.microsoft.com/office/drawing/2016/5/11/chartex" xmlns:cx6="http://schemas.microsoft.com/office/drawing/2016/5/12/chartex" xmlns:cx7="http://schemas.microsoft.com/office/drawing/2016/5/13/chartex" xmlns:cx8="http://schemas.microsoft.com/office/drawing/2016/5/14/chartex" xmlns:mc="http://schemas.openxmlformats.org/markup-compatibility/2006" xmlns:aink="http://schemas.microsoft.com/office/drawing/2016/ink" xmlns:am3d="http://schemas.microsoft.com/office/drawing/2017/model3d" xmlns:o="urn:schemas-microsoft-com:office:office" xmlns:oel="http://schemas.microsoft.com/office/2019/extlst" xmlns:r="http://schemas.openxmlformats.org/officeDocument/2006/relationships" xmlns:m="http://schemas.openxmlformats.org/officeDocument/2006/math" xmlns:v="urn:schemas-microsoft-com:vml" xmlns:wp14="http://schemas.microsoft.com/office/word/2010/wordprocessingDrawing" xmlns:wp="http://schemas.openxmlformats.org/drawingml/2006/wordprocessingDrawing" xmlns:w10="urn:schemas-microsoft-com:office:word" xmlns:w="http://schemas.openxmlformats.org/wordprocessingml/2006/main" xmlns:w14="http://schemas.microsoft.com/office/word/2010/wordml" xmlns:w15="http://schemas.microsoft.com/office/word/2012/wordml" xmlns:w16cex="http://schemas.microsoft.com/office/word/2018/wordml/cex" xmlns:w16cid="http://schemas.microsoft.com/office/word/2016/wordml/cid" xmlns:w16="http://schemas.microsoft.com/office/word/2018/wordml" xmlns:w16du="http://schemas.microsoft.com/office/word/2023/wordml/word16du" xmlns:w16sdtdh="http://schemas.microsoft.com/office/word/2020/wordml/sdtdatahash" xmlns:w16se="http://schemas.microsoft.com/office/word/2015/wordml/symex" xmlns:wpg="http://schemas.microsoft.com/office/word/2010/wordprocessingGroup" xmlns:wpi="http://schemas.microsoft.com/office/word/2010/wordprocessingInk" xmlns:wne="http://schemas.microsoft.com/office/word/2006/wordml" xmlns:wps="http://schemas.microsoft.com/office/word/2010/wordprocessingShape" mc:Ignorable="w14 w15 w16se w16cid w16 w16cex w16sdtdh w16du wp14">
+<w:ftr xmlns:wpc="http://schemas.microsoft.com/office/word/2010/wordprocessingCanvas" xmlns:cx="http://schemas.microsoft.com/office/drawing/2014/chartex" xmlns:cx1="http://schemas.microsoft.com/office/drawing/2015/9/8/chartex" xmlns:cx2="http://schemas.microsoft.com/office/drawing/2015/10/21/chartex" xmlns:cx3="http://schemas.microsoft.com/office/drawing/2016/5/9/chartex" xmlns:cx4="http://schemas.microsoft.com/office/drawing/2016/5/10/chartex" xmlns:cx5="http://schemas.microsoft.com/office/drawing/2016/5/11/chartex" xmlns:cx6="http://schemas.microsoft.com/office/drawing/2016/5/12/chartex" xmlns:cx7="http://schemas.microsoft.com/office/drawing/2016/5/13/chartex" xmlns:cx8="http://schemas.microsoft.com/office/drawing/2016/5/14/chartex" xmlns:mc="http://schemas.openxmlformats.org/markup-compatibility/2006" xmlns:aink="http://schemas.microsoft.com/office/drawing/2016/ink" xmlns:am3d="http://schemas.microsoft.com/office/drawing/2017/model3d" xmlns:o="urn:schemas-microsoft-com:office:office" xmlns:oel="http://schemas.microsoft.com/office/2019/extlst" xmlns:r="http://schemas.openxmlformats.org/officeDocument/2006/relationships" xmlns:m="http://schemas.openxmlformats.org/officeDocument/2006/math" xmlns:v="urn:schemas-microsoft-com:vml" xmlns:wp14="http://schemas.microsoft.com/office/word/2010/wordprocessingDrawing" xmlns:wp="http://schemas.openxmlformats.org/drawingml/2006/wordprocessingDrawing" xmlns:w10="urn:schemas-microsoft-com:office:word" xmlns:w="http://schemas.openxmlformats.org/wordprocessingml/2006/main" xmlns:w14="http://schemas.microsoft.com/office/word/2010/wordml" xmlns:w15="http://schemas.microsoft.com/office/word/2012/wordml" xmlns:w16cex="http://schemas.microsoft.com/office/word/2018/wordml/cex" xmlns:w16cid="http://schemas.microsoft.com/office/word/2016/wordml/cid" xmlns:w16="http://schemas.microsoft.com/office/word/2018/wordml" xmlns:w16du="http://schemas.microsoft.com/office/word/2023/wordml/word16du" xmlns:w16sdtdh="http://schemas.microsoft.com/office/word/2020/wordml/sdtdatahash" xmlns:w16sdtfl="http://schemas.microsoft.com/office/word/2024/wordml/sdtformatlock" xmlns:w16se="http://schemas.microsoft.com/office/word/2015/wordml/symex" xmlns:wpg="http://schemas.microsoft.com/office/word/2010/wordprocessingGroup" xmlns:wpi="http://schemas.microsoft.com/office/word/2010/wordprocessingInk" xmlns:wne="http://schemas.microsoft.com/office/word/2006/wordml" xmlns:wps="http://schemas.microsoft.com/office/word/2010/wordprocessingShape" mc:Ignorable="w14 w15 w16se w16cid w16 w16cex w16sdtdh w16sdtfl w16du wp14">
   <w:p>
     <w:pPr>
       <w:pStyle w:val="ab"/>
@@ -2133,7 +2467,7 @@
         <w:bCs/>
         <w:rtl/>
       </w:rPr>
-      <w:t xml:space="preserve">      / م  </w:t>
+      <w:t xml:space="preserve">         </w:t>
     </w:r>
     <w:r>
       <w:rPr>
@@ -2151,17 +2485,9 @@
         <w:bCs/>
         <w:rtl/>
       </w:rPr>
-      <w:t>ق</w:t>
-    </w:r>
-    <w:r>
-      <w:rPr>
-        <w:rFonts w:hint="cs"/>
-        <w:b/>
-        <w:bCs/>
-        <w:rtl/>
-      </w:rPr>
       <w:t xml:space="preserve"> </w:t>
     </w:r>
+    <w:proofErr w:type="gramStart"/>
     <w:r>
       <w:rPr>
         <w:rFonts w:hint="cs"/>
@@ -2187,7 +2513,17 @@
         <w:bCs/>
         <w:rtl/>
       </w:rPr>
-      <w:t xml:space="preserve">التــاريــخ : </w:t>
+      <w:t>التــاريــخ</w:t>
+    </w:r>
+    <w:proofErr w:type="gramEnd"/>
+    <w:r>
+      <w:rPr>
+        <w:rFonts w:hint="cs"/>
+        <w:b/>
+        <w:bCs/>
+        <w:rtl/>
+      </w:rPr>
+      <w:t xml:space="preserve"> : </w:t>
     </w:r>
     <w:r>
       <w:rPr>
@@ -2242,8 +2578,18 @@
         <w:rtl/>
       </w:rPr>
       <w:tab/>
+    </w:r>
+    <w:proofErr w:type="gramStart"/>
+    <w:r>
+      <w:rPr>
+        <w:rFonts w:hint="cs"/>
+        <w:b/>
+        <w:bCs/>
+        <w:rtl/>
+      </w:rPr>
       <w:t>المشفوعات :</w:t>
     </w:r>
+    <w:proofErr w:type="gramEnd"/>
   </w:p>
   <w:p>
     <w:pPr>
@@ -2254,7 +2600,7 @@
 </file>
 
 <file path=word/footnotes.xml><?xml version="1.0" encoding="utf-8"?>
-<w:footnotes xmlns:wpc="http://schemas.microsoft.com/office/word/2010/wordprocessingCanvas" xmlns:cx="http://schemas.microsoft.com/office/drawing/2014/chartex" xmlns:cx1="http://schemas.microsoft.com/office/drawing/2015/9/8/chartex" xmlns:cx2="http://schemas.microsoft.com/office/drawing/2015/10/21/chartex" xmlns:cx3="http://schemas.microsoft.com/office/drawing/2016/5/9/chartex" xmlns:cx4="http://schemas.microsoft.com/office/drawing/2016/5/10/chartex" xmlns:cx5="http://schemas.microsoft.com/office/drawing/2016/5/11/chartex" xmlns:cx6="http://schemas.microsoft.com/office/drawing/2016/5/12/chartex" xmlns:cx7="http://schemas.microsoft.com/office/drawing/2016/5/13/chartex" xmlns:cx8="http://schemas.microsoft.com/office/drawing/2016/5/14/chartex" xmlns:mc="http://schemas.openxmlformats.org/markup-compatibility/2006" xmlns:aink="http://schemas.microsoft.com/office/drawing/2016/ink" xmlns:am3d="http://schemas.microsoft.com/office/drawing/2017/model3d" xmlns:o="urn:schemas-microsoft-com:office:office" xmlns:oel="http://schemas.microsoft.com/office/2019/extlst" xmlns:r="http://schemas.openxmlformats.org/officeDocument/2006/relationships" xmlns:m="http://schemas.openxmlformats.org/officeDocument/2006/math" xmlns:v="urn:schemas-microsoft-com:vml" xmlns:wp14="http://schemas.microsoft.com/office/word/2010/wordprocessingDrawing" xmlns:wp="http://schemas.openxmlformats.org/drawingml/2006/wordprocessingDrawing" xmlns:w10="urn:schemas-microsoft-com:office:word" xmlns:w="http://schemas.openxmlformats.org/wordprocessingml/2006/main" xmlns:w14="http://schemas.microsoft.com/office/word/2010/wordml" xmlns:w15="http://schemas.microsoft.com/office/word/2012/wordml" xmlns:w16cex="http://schemas.microsoft.com/office/word/2018/wordml/cex" xmlns:w16cid="http://schemas.microsoft.com/office/word/2016/wordml/cid" xmlns:w16="http://schemas.microsoft.com/office/word/2018/wordml" xmlns:w16du="http://schemas.microsoft.com/office/word/2023/wordml/word16du" xmlns:w16sdtdh="http://schemas.microsoft.com/office/word/2020/wordml/sdtdatahash" xmlns:w16se="http://schemas.microsoft.com/office/word/2015/wordml/symex" xmlns:wpg="http://schemas.microsoft.com/office/word/2010/wordprocessingGroup" xmlns:wpi="http://schemas.microsoft.com/office/word/2010/wordprocessingInk" xmlns:wne="http://schemas.microsoft.com/office/word/2006/wordml" xmlns:wps="http://schemas.microsoft.com/office/word/2010/wordprocessingShape" mc:Ignorable="w14 w15 w16se w16cid w16 w16cex w16sdtdh w16du wp14">
+<w:footnotes xmlns:wpc="http://schemas.microsoft.com/office/word/2010/wordprocessingCanvas" xmlns:cx="http://schemas.microsoft.com/office/drawing/2014/chartex" xmlns:cx1="http://schemas.microsoft.com/office/drawing/2015/9/8/chartex" xmlns:cx2="http://schemas.microsoft.com/office/drawing/2015/10/21/chartex" xmlns:cx3="http://schemas.microsoft.com/office/drawing/2016/5/9/chartex" xmlns:cx4="http://schemas.microsoft.com/office/drawing/2016/5/10/chartex" xmlns:cx5="http://schemas.microsoft.com/office/drawing/2016/5/11/chartex" xmlns:cx6="http://schemas.microsoft.com/office/drawing/2016/5/12/chartex" xmlns:cx7="http://schemas.microsoft.com/office/drawing/2016/5/13/chartex" xmlns:cx8="http://schemas.microsoft.com/office/drawing/2016/5/14/chartex" xmlns:mc="http://schemas.openxmlformats.org/markup-compatibility/2006" xmlns:aink="http://schemas.microsoft.com/office/drawing/2016/ink" xmlns:am3d="http://schemas.microsoft.com/office/drawing/2017/model3d" xmlns:o="urn:schemas-microsoft-com:office:office" xmlns:oel="http://schemas.microsoft.com/office/2019/extlst" xmlns:r="http://schemas.openxmlformats.org/officeDocument/2006/relationships" xmlns:m="http://schemas.openxmlformats.org/officeDocument/2006/math" xmlns:v="urn:schemas-microsoft-com:vml" xmlns:wp14="http://schemas.microsoft.com/office/word/2010/wordprocessingDrawing" xmlns:wp="http://schemas.openxmlformats.org/drawingml/2006/wordprocessingDrawing" xmlns:w10="urn:schemas-microsoft-com:office:word" xmlns:w="http://schemas.openxmlformats.org/wordprocessingml/2006/main" xmlns:w14="http://schemas.microsoft.com/office/word/2010/wordml" xmlns:w15="http://schemas.microsoft.com/office/word/2012/wordml" xmlns:w16cex="http://schemas.microsoft.com/office/word/2018/wordml/cex" xmlns:w16cid="http://schemas.microsoft.com/office/word/2016/wordml/cid" xmlns:w16="http://schemas.microsoft.com/office/word/2018/wordml" xmlns:w16du="http://schemas.microsoft.com/office/word/2023/wordml/word16du" xmlns:w16sdtdh="http://schemas.microsoft.com/office/word/2020/wordml/sdtdatahash" xmlns:w16sdtfl="http://schemas.microsoft.com/office/word/2024/wordml/sdtformatlock" xmlns:w16se="http://schemas.microsoft.com/office/word/2015/wordml/symex" xmlns:wpg="http://schemas.microsoft.com/office/word/2010/wordprocessingGroup" xmlns:wpi="http://schemas.microsoft.com/office/word/2010/wordprocessingInk" xmlns:wne="http://schemas.microsoft.com/office/word/2006/wordml" xmlns:wps="http://schemas.microsoft.com/office/word/2010/wordprocessingShape" mc:Ignorable="w14 w15 w16se w16cid w16 w16cex w16sdtdh w16sdtfl w16du wp14">
   <w:footnote w:type="separator" w:id="-1">
     <w:p>
       <w:pPr>
@@ -2279,7 +2625,7 @@
 </file>
 
 <file path=word/header1.xml><?xml version="1.0" encoding="utf-8"?>
-<w:hdr xmlns:wpc="http://schemas.microsoft.com/office/word/2010/wordprocessingCanvas" xmlns:cx="http://schemas.microsoft.com/office/drawing/2014/chartex" xmlns:cx1="http://schemas.microsoft.com/office/drawing/2015/9/8/chartex" xmlns:cx2="http://schemas.microsoft.com/office/drawing/2015/10/21/chartex" xmlns:cx3="http://schemas.microsoft.com/office/drawing/2016/5/9/chartex" xmlns:cx4="http://schemas.microsoft.com/office/drawing/2016/5/10/chartex" xmlns:cx5="http://schemas.microsoft.com/office/drawing/2016/5/11/chartex" xmlns:cx6="http://schemas.microsoft.com/office/drawing/2016/5/12/chartex" xmlns:cx7="http://schemas.microsoft.com/office/drawing/2016/5/13/chartex" xmlns:cx8="http://schemas.microsoft.com/office/drawing/2016/5/14/chartex" xmlns:mc="http://schemas.openxmlformats.org/markup-compatibility/2006" xmlns:aink="http://schemas.microsoft.com/office/drawing/2016/ink" xmlns:am3d="http://schemas.microsoft.com/office/drawing/2017/model3d" xmlns:o="urn:schemas-microsoft-com:office:office" xmlns:oel="http://schemas.microsoft.com/office/2019/extlst" xmlns:r="http://schemas.openxmlformats.org/officeDocument/2006/relationships" xmlns:m="http://schemas.openxmlformats.org/officeDocument/2006/math" xmlns:v="urn:schemas-microsoft-com:vml" xmlns:wp14="http://schemas.microsoft.com/office/word/2010/wordprocessingDrawing" xmlns:wp="http://schemas.openxmlformats.org/drawingml/2006/wordprocessingDrawing" xmlns:w10="urn:schemas-microsoft-com:office:word" xmlns:w="http://schemas.openxmlformats.org/wordprocessingml/2006/main" xmlns:w14="http://schemas.microsoft.com/office/word/2010/wordml" xmlns:w15="http://schemas.microsoft.com/office/word/2012/wordml" xmlns:w16cex="http://schemas.microsoft.com/office/word/2018/wordml/cex" xmlns:w16cid="http://schemas.microsoft.com/office/word/2016/wordml/cid" xmlns:w16="http://schemas.microsoft.com/office/word/2018/wordml" xmlns:w16du="http://schemas.microsoft.com/office/word/2023/wordml/word16du" xmlns:w16sdtdh="http://schemas.microsoft.com/office/word/2020/wordml/sdtdatahash" xmlns:w16se="http://schemas.microsoft.com/office/word/2015/wordml/symex" xmlns:wpg="http://schemas.microsoft.com/office/word/2010/wordprocessingGroup" xmlns:wpi="http://schemas.microsoft.com/office/word/2010/wordprocessingInk" xmlns:wne="http://schemas.microsoft.com/office/word/2006/wordml" xmlns:wps="http://schemas.microsoft.com/office/word/2010/wordprocessingShape" mc:Ignorable="w14 w15 w16se w16cid w16 w16cex w16sdtdh w16du wp14">
+<w:hdr xmlns:wpc="http://schemas.microsoft.com/office/word/2010/wordprocessingCanvas" xmlns:cx="http://schemas.microsoft.com/office/drawing/2014/chartex" xmlns:cx1="http://schemas.microsoft.com/office/drawing/2015/9/8/chartex" xmlns:cx2="http://schemas.microsoft.com/office/drawing/2015/10/21/chartex" xmlns:cx3="http://schemas.microsoft.com/office/drawing/2016/5/9/chartex" xmlns:cx4="http://schemas.microsoft.com/office/drawing/2016/5/10/chartex" xmlns:cx5="http://schemas.microsoft.com/office/drawing/2016/5/11/chartex" xmlns:cx6="http://schemas.microsoft.com/office/drawing/2016/5/12/chartex" xmlns:cx7="http://schemas.microsoft.com/office/drawing/2016/5/13/chartex" xmlns:cx8="http://schemas.microsoft.com/office/drawing/2016/5/14/chartex" xmlns:mc="http://schemas.openxmlformats.org/markup-compatibility/2006" xmlns:aink="http://schemas.microsoft.com/office/drawing/2016/ink" xmlns:am3d="http://schemas.microsoft.com/office/drawing/2017/model3d" xmlns:o="urn:schemas-microsoft-com:office:office" xmlns:oel="http://schemas.microsoft.com/office/2019/extlst" xmlns:r="http://schemas.openxmlformats.org/officeDocument/2006/relationships" xmlns:m="http://schemas.openxmlformats.org/officeDocument/2006/math" xmlns:v="urn:schemas-microsoft-com:vml" xmlns:wp14="http://schemas.microsoft.com/office/word/2010/wordprocessingDrawing" xmlns:wp="http://schemas.openxmlformats.org/drawingml/2006/wordprocessingDrawing" xmlns:w10="urn:schemas-microsoft-com:office:word" xmlns:w="http://schemas.openxmlformats.org/wordprocessingml/2006/main" xmlns:w14="http://schemas.microsoft.com/office/word/2010/wordml" xmlns:w15="http://schemas.microsoft.com/office/word/2012/wordml" xmlns:w16cex="http://schemas.microsoft.com/office/word/2018/wordml/cex" xmlns:w16cid="http://schemas.microsoft.com/office/word/2016/wordml/cid" xmlns:w16="http://schemas.microsoft.com/office/word/2018/wordml" xmlns:w16du="http://schemas.microsoft.com/office/word/2023/wordml/word16du" xmlns:w16sdtdh="http://schemas.microsoft.com/office/word/2020/wordml/sdtdatahash" xmlns:w16sdtfl="http://schemas.microsoft.com/office/word/2024/wordml/sdtformatlock" xmlns:w16se="http://schemas.microsoft.com/office/word/2015/wordml/symex" xmlns:wpg="http://schemas.microsoft.com/office/word/2010/wordprocessingGroup" xmlns:wpi="http://schemas.microsoft.com/office/word/2010/wordprocessingInk" xmlns:wne="http://schemas.microsoft.com/office/word/2006/wordml" xmlns:wps="http://schemas.microsoft.com/office/word/2010/wordprocessingShape" mc:Ignorable="w14 w15 w16se w16cid w16 w16cex w16sdtdh w16sdtfl w16du wp14">
   <w:p>
     <w:pPr>
       <w:pStyle w:val="aa"/>
@@ -2290,66 +2636,11 @@
     </w:pPr>
     <w:r>
       <w:rPr>
-        <w:rFonts w:hint="cs"/>
-        <w:noProof/>
-      </w:rPr>
-      <w:drawing>
-        <wp:anchor distT="0" distB="0" distL="114300" distR="114300" simplePos="0" relativeHeight="251660288" behindDoc="1" locked="0" layoutInCell="1" allowOverlap="1" wp14:anchorId="30498C33" wp14:editId="228A09E1">
-          <wp:simplePos x="0" y="0"/>
-          <wp:positionH relativeFrom="column">
-            <wp:posOffset>-1047750</wp:posOffset>
-          </wp:positionH>
-          <wp:positionV relativeFrom="paragraph">
-            <wp:posOffset>1342390</wp:posOffset>
-          </wp:positionV>
-          <wp:extent cx="7302731" cy="8136000"/>
-          <wp:effectExtent l="0" t="0" r="0" b="0"/>
-          <wp:wrapNone/>
-          <wp:docPr id="65" name="صورة 2" descr="مشروع جديد (1) (1).png"/>
-          <wp:cNvGraphicFramePr>
-            <a:graphicFrameLocks xmlns:a="http://schemas.openxmlformats.org/drawingml/2006/main" noChangeAspect="1"/>
-          </wp:cNvGraphicFramePr>
-          <a:graphic xmlns:a="http://schemas.openxmlformats.org/drawingml/2006/main">
-            <a:graphicData uri="http://schemas.openxmlformats.org/drawingml/2006/picture">
-              <pic:pic xmlns:pic="http://schemas.openxmlformats.org/drawingml/2006/picture">
-                <pic:nvPicPr>
-                  <pic:cNvPr id="0" name="مشروع جديد (1) (1).png"/>
-                  <pic:cNvPicPr/>
-                </pic:nvPicPr>
-                <pic:blipFill>
-                  <a:blip r:embed="rId1" cstate="print"/>
-                  <a:stretch>
-                    <a:fillRect/>
-                  </a:stretch>
-                </pic:blipFill>
-                <pic:spPr>
-                  <a:xfrm>
-                    <a:off x="0" y="0"/>
-                    <a:ext cx="7302731" cy="8136000"/>
-                  </a:xfrm>
-                  <a:prstGeom prst="rect">
-                    <a:avLst/>
-                  </a:prstGeom>
-                </pic:spPr>
-              </pic:pic>
-            </a:graphicData>
-          </a:graphic>
-          <wp14:sizeRelH relativeFrom="margin">
-            <wp14:pctWidth>0</wp14:pctWidth>
-          </wp14:sizeRelH>
-          <wp14:sizeRelV relativeFrom="margin">
-            <wp14:pctHeight>0</wp14:pctHeight>
-          </wp14:sizeRelV>
-        </wp:anchor>
-      </w:drawing>
-    </w:r>
-    <w:r>
-      <w:rPr>
         <w:noProof/>
         <w:rtl/>
       </w:rPr>
       <w:drawing>
-        <wp:anchor distT="0" distB="0" distL="114300" distR="114300" simplePos="0" relativeHeight="251661312" behindDoc="1" locked="0" layoutInCell="1" allowOverlap="1" wp14:anchorId="237E9ACD" wp14:editId="444FC8FD">
+        <wp:anchor distT="0" distB="0" distL="114300" distR="114300" simplePos="0" relativeHeight="251661312" behindDoc="1" locked="0" layoutInCell="1" allowOverlap="1" wp14:anchorId="237E9ACD" wp14:editId="310FAEDF">
           <wp:simplePos x="0" y="0"/>
           <wp:positionH relativeFrom="column">
             <wp:posOffset>2190750</wp:posOffset>
@@ -2371,7 +2662,7 @@
               <wp:lineTo x="1816" y="2678"/>
             </wp:wrapPolygon>
           </wp:wrapTight>
-          <wp:docPr id="66" name="صورة 3" descr="[CITYPNG.COM]HD Bismilah Arab Calligraphy بسم الله الرحمان الرحيم Basmalah PNG - 2400x898.png"/>
+          <wp:docPr id="1051177957" name="صورة 3" descr="[CITYPNG.COM]HD Bismilah Arab Calligraphy بسم الله الرحمان الرحيم Basmalah PNG - 2400x898.png"/>
           <wp:cNvGraphicFramePr>
             <a:graphicFrameLocks xmlns:a="http://schemas.openxmlformats.org/drawingml/2006/main" noChangeAspect="1"/>
           </wp:cNvGraphicFramePr>
@@ -2383,7 +2674,7 @@
                   <pic:cNvPicPr/>
                 </pic:nvPicPr>
                 <pic:blipFill>
-                  <a:blip r:embed="rId2"/>
+                  <a:blip r:embed="rId1"/>
                   <a:stretch>
                     <a:fillRect/>
                   </a:stretch>
@@ -2444,7 +2735,7 @@
               <wp:lineTo x="10052" y="0"/>
             </wp:wrapPolygon>
           </wp:wrapTight>
-          <wp:docPr id="67" name="صورة 5" descr="الجوازات السعودية.png"/>
+          <wp:docPr id="644623959" name="صورة 5" descr="الجوازات السعودية.png"/>
           <wp:cNvGraphicFramePr>
             <a:graphicFrameLocks xmlns:a="http://schemas.openxmlformats.org/drawingml/2006/main" noChangeAspect="1"/>
           </wp:cNvGraphicFramePr>
@@ -2456,7 +2747,7 @@
                   <pic:cNvPicPr/>
                 </pic:nvPicPr>
                 <pic:blipFill>
-                  <a:blip r:embed="rId3"/>
+                  <a:blip r:embed="rId2"/>
                   <a:stretch>
                     <a:fillRect/>
                   </a:stretch>
@@ -2504,7 +2795,7 @@
               <wp:lineTo x="475" y="4696"/>
             </wp:wrapPolygon>
           </wp:wrapTight>
-          <wp:docPr id="68" name="صورة 1" descr="toppng.com-مخطوطة-المملكة-العربية-السعودية-1394x527.png"/>
+          <wp:docPr id="2040727341" name="صورة 1" descr="toppng.com-مخطوطة-المملكة-العربية-السعودية-1394x527.png"/>
           <wp:cNvGraphicFramePr>
             <a:graphicFrameLocks xmlns:a="http://schemas.openxmlformats.org/drawingml/2006/main" noChangeAspect="1"/>
           </wp:cNvGraphicFramePr>
@@ -2516,7 +2807,7 @@
                   <pic:cNvPicPr/>
                 </pic:nvPicPr>
                 <pic:blipFill>
-                  <a:blip r:embed="rId4"/>
+                  <a:blip r:embed="rId3"/>
                   <a:stretch>
                     <a:fillRect/>
                   </a:stretch>
@@ -2745,6 +3036,7 @@
                               <w:rFonts w:cs="Farsi Simple Bold"/>
                               <w:sz w:val="36"/>
                               <w:szCs w:val="36"/>
+                              <w:rtl/>
                             </w:rPr>
                           </w:pPr>
                           <w:r>
@@ -2756,6 +3048,33 @@
                             </w:rPr>
                             <w:t>المديرية العامة للجوازات</w:t>
                           </w:r>
+                        </w:p>
+                        <w:p>
+                          <w:pPr>
+                            <w:ind w:hanging="341"/>
+                            <w:jc w:val="center"/>
+                            <w:rPr>
+                              <w:rtl/>
+                            </w:rPr>
+                          </w:pPr>
+                          <w:r>
+                            <w:rPr>
+                              <w:rFonts w:hint="cs"/>
+                              <w:rtl/>
+                            </w:rPr>
+                            <w:t>80101010102</w:t>
+                          </w:r>
+                        </w:p>
+                        <w:p>
+                          <w:pPr>
+                            <w:spacing w:after="0" w:line="240" w:lineRule="auto"/>
+                            <w:jc w:val="center"/>
+                            <w:rPr>
+                              <w:rFonts w:cs="Farsi Simple Bold"/>
+                              <w:sz w:val="36"/>
+                              <w:szCs w:val="36"/>
+                            </w:rPr>
+                          </w:pPr>
                         </w:p>
                       </w:txbxContent>
                     </wps:txbx>
@@ -2776,7 +3095,11 @@
         </mc:Choice>
         <mc:Fallback>
           <w:pict>
-            <v:shape w14:anchorId="77FC4C12" id="مربع نص 22" o:spid="_x0000_s1028" type="#_x0000_t202" style="position:absolute;margin-left:323.3pt;margin-top:37.55pt;width:145.5pt;height:69.55pt;z-index:251664384;visibility:visible;mso-wrap-style:square;mso-width-percent:0;mso-height-percent:0;mso-wrap-distance-left:9pt;mso-wrap-distance-top:0;mso-wrap-distance-right:9pt;mso-wrap-distance-bottom:0;mso-position-horizontal:absolute;mso-position-horizontal-relative:text;mso-position-vertical:absolute;mso-position-vertical-relative:text;mso-width-percent:0;mso-height-percent:0;mso-width-relative:margin;mso-height-relative:margin;v-text-anchor:top" o:gfxdata="UEsDBBQABgAIAAAAIQC2gziS/gAAAOEBAAATAAAAW0NvbnRlbnRfVHlwZXNdLnhtbJSRQU7DMBBF&#10;90jcwfIWJU67QAgl6YK0S0CoHGBkTxKLZGx5TGhvj5O2G0SRWNoz/78nu9wcxkFMGNg6quQqL6RA&#10;0s5Y6ir5vt9lD1JwBDIwOMJKHpHlpr69KfdHjyxSmriSfYz+USnWPY7AufNIadK6MEJMx9ApD/oD&#10;OlTrorhX2lFEilmcO2RdNtjC5xDF9pCuTyYBB5bi6bQ4syoJ3g9WQ0ymaiLzg5KdCXlKLjvcW893&#10;SUOqXwnz5DrgnHtJTxOsQfEKIT7DmDSUCaxw7Rqn8787ZsmRM9e2VmPeBN4uqYvTtW7jvijg9N/y&#10;JsXecLq0q+WD6m8AAAD//wMAUEsDBBQABgAIAAAAIQA4/SH/1gAAAJQBAAALAAAAX3JlbHMvLnJl&#10;bHOkkMFqwzAMhu+DvYPRfXGawxijTi+j0GvpHsDYimMaW0Yy2fr2M4PBMnrbUb/Q94l/f/hMi1qR&#10;JVI2sOt6UJgd+ZiDgffL8ekFlFSbvV0oo4EbChzGx4f9GRdb25HMsYhqlCwG5lrLq9biZkxWOiqY&#10;22YiTra2kYMu1l1tQD30/bPm3wwYN0x18gb45AdQl1tp5j/sFB2T0FQ7R0nTNEV3j6o9feQzro1i&#10;OWA14Fm+Q8a1a8+Bvu/d/dMb2JY5uiPbhG/ktn4cqGU/er3pcvwCAAD//wMAUEsDBBQABgAIAAAA&#10;IQCs2ZU6DwIAANsDAAAOAAAAZHJzL2Uyb0RvYy54bWysU8GO0zAQvSPxD5bvNE22pWnUdLXsahHS&#10;AistfIDrOE1E4jFjt0m5w7dw5cBh/6T7N4ydbrfADXGxbI/nzXszz4vzvm3YVqGtQec8Ho05U1pC&#10;Uet1zj9+uH6Rcmad0IVoQKuc75Tl58vnzxadyVQCFTSFQkYg2madyXnlnMmiyMpKtcKOwChNwRKw&#10;FY6OuI4KFB2ht02UjMcvow6wMAhSWUu3V0OQLwN+WSrp3pelVY41OSduLqwY1pVfo+VCZGsUpqrl&#10;gYb4BxatqDUVPUJdCSfYBuu/oNpaIlgo3UhCG0FZ1lIFDaQmHv+h5q4SRgUt1Bxrjm2y/w9Wvtve&#10;IquLnM/HcRrP5rMzzrRoaVQPX/c/9t/39+zh2/4nSxLfq87YjFLuDCW5/hX0NPOg25obkJ8s03BZ&#10;Cb1WF4jQVUoUxDX2mdFJ6oBjPciqewsFFRMbBwGoL7H1jaTWMEKnme2Oc1K9Y9KXTCezdEohSbE0&#10;PUvSaSghssdsg9a9VtAyv8k5kg8CutjeWOfZiOzxiS+m4bpumuCFRv92QQ/9TWDvCQ/UXb/qQ9OC&#10;NK9sBcWO5CAMDqMfQZsK8AtnHbkr5/bzRqDirHmjqSXzeDLxdgyHyXSW0AFPI6vTiNCSoHLuOBu2&#10;l26w8MZgva6o0jAEDRfUxrIOCp9YHeiTg4Lwg9u9RU/P4dXTn1z+AgAA//8DAFBLAwQUAAYACAAA&#10;ACEAUEE1eN4AAAAKAQAADwAAAGRycy9kb3ducmV2LnhtbEyPwU7DMAyG70i8Q2Qkbixp6TpWmk4I&#10;xBXEYJO4ZY3XVjRO1WRreXvMCY62P/3+/nIzu16ccQydJw3JQoFAqr3tqNHw8f58cwciREPW9J5Q&#10;wzcG2FSXF6UprJ/oDc/b2AgOoVAYDW2MQyFlqFt0Jiz8gMS3ox+diTyOjbSjmTjc9TJVKpfOdMQf&#10;WjPgY4v11/bkNOxejp/7TL02T245TH5Wktxaan19NT/cg4g4xz8YfvVZHSp2OvgT2SB6DXmW54xq&#10;WC0TEAysb1e8OGhIkywFWZXyf4XqBwAA//8DAFBLAQItABQABgAIAAAAIQC2gziS/gAAAOEBAAAT&#10;AAAAAAAAAAAAAAAAAAAAAABbQ29udGVudF9UeXBlc10ueG1sUEsBAi0AFAAGAAgAAAAhADj9If/W&#10;AAAAlAEAAAsAAAAAAAAAAAAAAAAALwEAAF9yZWxzLy5yZWxzUEsBAi0AFAAGAAgAAAAhAKzZlToP&#10;AgAA2wMAAA4AAAAAAAAAAAAAAAAALgIAAGRycy9lMm9Eb2MueG1sUEsBAi0AFAAGAAgAAAAhAFBB&#10;NXjeAAAACgEAAA8AAAAAAAAAAAAAAAAAaQQAAGRycy9kb3ducmV2LnhtbFBLBQYAAAAABAAEAPMA&#10;AAB0BQAAAAA=&#10;" filled="f" stroked="f">
+            <v:shapetype w14:anchorId="77FC4C12" id="_x0000_t202" coordsize="21600,21600" o:spt="202" path="m,l,21600r21600,l21600,xe">
+              <v:stroke joinstyle="miter"/>
+              <v:path gradientshapeok="t" o:connecttype="rect"/>
+            </v:shapetype>
+            <v:shape id="مربع نص 22" o:spid="_x0000_s1028" type="#_x0000_t202" style="position:absolute;margin-left:323.3pt;margin-top:37.55pt;width:145.5pt;height:69.55pt;z-index:251664384;visibility:visible;mso-wrap-style:square;mso-width-percent:0;mso-height-percent:0;mso-wrap-distance-left:9pt;mso-wrap-distance-top:0;mso-wrap-distance-right:9pt;mso-wrap-distance-bottom:0;mso-position-horizontal:absolute;mso-position-horizontal-relative:text;mso-position-vertical:absolute;mso-position-vertical-relative:text;mso-width-percent:0;mso-height-percent:0;mso-width-relative:margin;mso-height-relative:margin;v-text-anchor:top" o:gfxdata="UEsDBBQABgAIAAAAIQC2gziS/gAAAOEBAAATAAAAW0NvbnRlbnRfVHlwZXNdLnhtbJSRQU7DMBBF&#10;90jcwfIWJU67QAgl6YK0S0CoHGBkTxKLZGx5TGhvj5O2G0SRWNoz/78nu9wcxkFMGNg6quQqL6RA&#10;0s5Y6ir5vt9lD1JwBDIwOMJKHpHlpr69KfdHjyxSmriSfYz+USnWPY7AufNIadK6MEJMx9ApD/oD&#10;OlTrorhX2lFEilmcO2RdNtjC5xDF9pCuTyYBB5bi6bQ4syoJ3g9WQ0ymaiLzg5KdCXlKLjvcW893&#10;SUOqXwnz5DrgnHtJTxOsQfEKIT7DmDSUCaxw7Rqn8787ZsmRM9e2VmPeBN4uqYvTtW7jvijg9N/y&#10;JsXecLq0q+WD6m8AAAD//wMAUEsDBBQABgAIAAAAIQA4/SH/1gAAAJQBAAALAAAAX3JlbHMvLnJl&#10;bHOkkMFqwzAMhu+DvYPRfXGawxijTi+j0GvpHsDYimMaW0Yy2fr2M4PBMnrbUb/Q94l/f/hMi1qR&#10;JVI2sOt6UJgd+ZiDgffL8ekFlFSbvV0oo4EbChzGx4f9GRdb25HMsYhqlCwG5lrLq9biZkxWOiqY&#10;22YiTra2kYMu1l1tQD30/bPm3wwYN0x18gb45AdQl1tp5j/sFB2T0FQ7R0nTNEV3j6o9feQzro1i&#10;OWA14Fm+Q8a1a8+Bvu/d/dMb2JY5uiPbhG/ktn4cqGU/er3pcvwCAAD//wMAUEsDBBQABgAIAAAA&#10;IQAz5kX84QEAAKgDAAAOAAAAZHJzL2Uyb0RvYy54bWysU12P0zAQfEfiP1h+p2lLy4Wo6em40yGk&#10;40M6+AGOYycWides3Sbl17N2cr0Cb4gXy/Y6szOzk9312HfsqNAbsCVfLZacKSuhNrYp+bev969y&#10;znwQthYdWFXyk/L8ev/yxW5whVpDC12tkBGI9cXgSt6G4Ios87JVvfALcMpSUQP2ItARm6xGMRB6&#10;32Xr5fJNNgDWDkEq7+n2biryfcLXWsnwWWuvAutKTtxCWjGtVVyz/U4UDQrXGjnTEP/AohfGUtMz&#10;1J0Igh3Q/AXVG4ngQYeFhD4DrY1USQOpWS3/UPPYCqeSFjLHu7NN/v/Byk/HR/cFWRjfwUgDTCK8&#10;ewD53TMLt62wjbpBhKFVoqbGq2hZNjhfzJ9Gq33hI0g1fISahiwOARLQqLGPrpBORug0gNPZdDUG&#10;JmPLfHOVb6kkqZbnr9f5NrUQxdPXDn14r6BncVNypKEmdHF88CGyEcXTk9jMwr3pujTYzv52QQ/j&#10;TWIfCU/Uw1iNzNSztCimgvpEchCmuFC8adMC/uRsoKiU3P84CFScdR8sWfJ2tdnEbKXDZnu1pgNe&#10;VqrLirCSoEoeOJu2t2HK48GhaVrqNA3Bwg3ZqE1S+Mxqpk9xSMLn6Ma8XZ7Tq+cfbP8LAAD//wMA&#10;UEsDBBQABgAIAAAAIQBQQTV43gAAAAoBAAAPAAAAZHJzL2Rvd25yZXYueG1sTI/BTsMwDIbvSLxD&#10;ZCRuLGnpOlaaTgjEFcRgk7hljddWNE7VZGt5e8wJjrY//f7+cjO7XpxxDJ0nDclCgUCqve2o0fDx&#10;/nxzByJEQ9b0nlDDNwbYVJcXpSmsn+gNz9vYCA6hUBgNbYxDIWWoW3QmLPyAxLejH52JPI6NtKOZ&#10;ONz1MlUql850xB9aM+Bji/XX9uQ07F6On/tMvTZPbjlMflaS3FpqfX01P9yDiDjHPxh+9VkdKnY6&#10;+BPZIHoNeZbnjGpYLRMQDKxvV7w4aEiTLAVZlfJ/heoHAAD//wMAUEsBAi0AFAAGAAgAAAAhALaD&#10;OJL+AAAA4QEAABMAAAAAAAAAAAAAAAAAAAAAAFtDb250ZW50X1R5cGVzXS54bWxQSwECLQAUAAYA&#10;CAAAACEAOP0h/9YAAACUAQAACwAAAAAAAAAAAAAAAAAvAQAAX3JlbHMvLnJlbHNQSwECLQAUAAYA&#10;CAAAACEAM+ZF/OEBAACoAwAADgAAAAAAAAAAAAAAAAAuAgAAZHJzL2Uyb0RvYy54bWxQSwECLQAU&#10;AAYACAAAACEAUEE1eN4AAAAKAQAADwAAAAAAAAAAAAAAAAA7BAAAZHJzL2Rvd25yZXYueG1sUEsF&#10;BgAAAAAEAAQA8wAAAEYFAAAAAA==&#10;" filled="f" stroked="f">
               <v:textbox>
                 <w:txbxContent>
                   <w:p>
@@ -2787,6 +3110,7 @@
                         <w:rFonts w:cs="Farsi Simple Bold"/>
                         <w:sz w:val="36"/>
                         <w:szCs w:val="36"/>
+                        <w:rtl/>
                       </w:rPr>
                     </w:pPr>
                     <w:r>
@@ -2798,6 +3122,33 @@
                       </w:rPr>
                       <w:t>المديرية العامة للجوازات</w:t>
                     </w:r>
+                  </w:p>
+                  <w:p>
+                    <w:pPr>
+                      <w:ind w:hanging="341"/>
+                      <w:jc w:val="center"/>
+                      <w:rPr>
+                        <w:rtl/>
+                      </w:rPr>
+                    </w:pPr>
+                    <w:r>
+                      <w:rPr>
+                        <w:rFonts w:hint="cs"/>
+                        <w:rtl/>
+                      </w:rPr>
+                      <w:t>80101010102</w:t>
+                    </w:r>
+                  </w:p>
+                  <w:p>
+                    <w:pPr>
+                      <w:spacing w:after="0" w:line="240" w:lineRule="auto"/>
+                      <w:jc w:val="center"/>
+                      <w:rPr>
+                        <w:rFonts w:cs="Farsi Simple Bold"/>
+                        <w:sz w:val="36"/>
+                        <w:szCs w:val="36"/>
+                      </w:rPr>
+                    </w:pPr>
                   </w:p>
                 </w:txbxContent>
               </v:textbox>
@@ -2811,12 +3162,67 @@
     <w:pPr>
       <w:pStyle w:val="aa"/>
     </w:pPr>
+    <w:r>
+      <w:rPr>
+        <w:rFonts w:hint="cs"/>
+        <w:noProof/>
+      </w:rPr>
+      <w:drawing>
+        <wp:anchor distT="0" distB="0" distL="114300" distR="114300" simplePos="0" relativeHeight="251660288" behindDoc="1" locked="0" layoutInCell="1" allowOverlap="1" wp14:anchorId="30498C33" wp14:editId="5680B171">
+          <wp:simplePos x="0" y="0"/>
+          <wp:positionH relativeFrom="column">
+            <wp:posOffset>-1047466</wp:posOffset>
+          </wp:positionH>
+          <wp:positionV relativeFrom="paragraph">
+            <wp:posOffset>1169841</wp:posOffset>
+          </wp:positionV>
+          <wp:extent cx="7302390" cy="8536674"/>
+          <wp:effectExtent l="0" t="0" r="0" b="0"/>
+          <wp:wrapNone/>
+          <wp:docPr id="768443825" name="صورة 2" descr="مشروع جديد (1) (1).png"/>
+          <wp:cNvGraphicFramePr>
+            <a:graphicFrameLocks xmlns:a="http://schemas.openxmlformats.org/drawingml/2006/main" noChangeAspect="1"/>
+          </wp:cNvGraphicFramePr>
+          <a:graphic xmlns:a="http://schemas.openxmlformats.org/drawingml/2006/main">
+            <a:graphicData uri="http://schemas.openxmlformats.org/drawingml/2006/picture">
+              <pic:pic xmlns:pic="http://schemas.openxmlformats.org/drawingml/2006/picture">
+                <pic:nvPicPr>
+                  <pic:cNvPr id="0" name="مشروع جديد (1) (1).png"/>
+                  <pic:cNvPicPr/>
+                </pic:nvPicPr>
+                <pic:blipFill>
+                  <a:blip r:embed="rId4" cstate="print"/>
+                  <a:stretch>
+                    <a:fillRect/>
+                  </a:stretch>
+                </pic:blipFill>
+                <pic:spPr>
+                  <a:xfrm>
+                    <a:off x="0" y="0"/>
+                    <a:ext cx="7322919" cy="8560673"/>
+                  </a:xfrm>
+                  <a:prstGeom prst="rect">
+                    <a:avLst/>
+                  </a:prstGeom>
+                </pic:spPr>
+              </pic:pic>
+            </a:graphicData>
+          </a:graphic>
+          <wp14:sizeRelH relativeFrom="margin">
+            <wp14:pctWidth>0</wp14:pctWidth>
+          </wp14:sizeRelH>
+          <wp14:sizeRelV relativeFrom="margin">
+            <wp14:pctHeight>0</wp14:pctHeight>
+          </wp14:sizeRelV>
+        </wp:anchor>
+      </w:drawing>
+    </w:r>
   </w:p>
 </w:hdr>
 </file>
 
 <file path=word/numbering.xml><?xml version="1.0" encoding="utf-8"?>
-<w:numbering xmlns:wpc="http://schemas.microsoft.com/office/word/2010/wordprocessingCanvas" xmlns:cx="http://schemas.microsoft.com/office/drawing/2014/chartex" xmlns:cx1="http://schemas.microsoft.com/office/drawing/2015/9/8/chartex" xmlns:cx2="http://schemas.microsoft.com/office/drawing/2015/10/21/chartex" xmlns:cx3="http://schemas.microsoft.com/office/drawing/2016/5/9/chartex" xmlns:cx4="http://schemas.microsoft.com/office/drawing/2016/5/10/chartex" xmlns:cx5="http://schemas.microsoft.com/office/drawing/2016/5/11/chartex" xmlns:cx6="http://schemas.microsoft.com/office/drawing/2016/5/12/chartex" xmlns:cx7="http://schemas.microsoft.com/office/drawing/2016/5/13/chartex" xmlns:cx8="http://schemas.microsoft.com/office/drawing/2016/5/14/chartex" xmlns:mc="http://schemas.openxmlformats.org/markup-compatibility/2006" xmlns:aink="http://schemas.microsoft.com/office/drawing/2016/ink" xmlns:am3d="http://schemas.microsoft.com/office/drawing/2017/model3d" xmlns:o="urn:schemas-microsoft-com:office:office" xmlns:oel="http://schemas.microsoft.com/office/2019/extlst" xmlns:r="http://schemas.openxmlformats.org/officeDocument/2006/relationships" xmlns:m="http://schemas.openxmlformats.org/officeDocument/2006/math" xmlns:v="urn:schemas-microsoft-com:vml" xmlns:wp14="http://schemas.microsoft.com/office/word/2010/wordprocessingDrawing" xmlns:wp="http://schemas.openxmlformats.org/drawingml/2006/wordprocessingDrawing" xmlns:w10="urn:schemas-microsoft-com:office:word" xmlns:w="http://schemas.openxmlformats.org/wordprocessingml/2006/main" xmlns:w14="http://schemas.microsoft.com/office/word/2010/wordml" xmlns:w15="http://schemas.microsoft.com/office/word/2012/wordml" xmlns:w16cex="http://schemas.microsoft.com/office/word/2018/wordml/cex" xmlns:w16cid="http://schemas.microsoft.com/office/word/2016/wordml/cid" xmlns:w16="http://schemas.microsoft.com/office/word/2018/wordml" xmlns:w16du="http://schemas.microsoft.com/office/word/2023/wordml/word16du" xmlns:w16sdtdh="http://schemas.microsoft.com/office/word/2020/wordml/sdtdatahash" xmlns:w16se="http://schemas.microsoft.com/office/word/2015/wordml/symex" xmlns:wpg="http://schemas.microsoft.com/office/word/2010/wordprocessingGroup" xmlns:wpi="http://schemas.microsoft.com/office/word/2010/wordprocessingInk" xmlns:wne="http://schemas.microsoft.com/office/word/2006/wordml" xmlns:wps="http://schemas.microsoft.com/office/word/2010/wordprocessingShape" mc:Ignorable="w14 w15 w16se w16cid w16 w16cex w16sdtdh w16du wp14">
+<w:numbering xmlns:wpc="http://schemas.microsoft.com/office/word/2010/wordprocessingCanvas" xmlns:cx="http://schemas.microsoft.com/office/drawing/2014/chartex" xmlns:cx1="http://schemas.microsoft.com/office/drawing/2015/9/8/chartex" xmlns:cx2="http://schemas.microsoft.com/office/drawing/2015/10/21/chartex" xmlns:cx3="http://schemas.microsoft.com/office/drawing/2016/5/9/chartex" xmlns:cx4="http://schemas.microsoft.com/office/drawing/2016/5/10/chartex" xmlns:cx5="http://schemas.microsoft.com/office/drawing/2016/5/11/chartex" xmlns:cx6="http://schemas.microsoft.com/office/drawing/2016/5/12/chartex" xmlns:cx7="http://schemas.microsoft.com/office/drawing/2016/5/13/chartex" xmlns:cx8="http://schemas.microsoft.com/office/drawing/2016/5/14/chartex" xmlns:mc="http://schemas.openxmlformats.org/markup-compatibility/2006" xmlns:aink="http://schemas.microsoft.com/office/drawing/2016/ink" xmlns:am3d="http://schemas.microsoft.com/office/drawing/2017/model3d" xmlns:o="urn:schemas-microsoft-com:office:office" xmlns:oel="http://schemas.microsoft.com/office/2019/extlst" xmlns:r="http://schemas.openxmlformats.org/officeDocument/2006/relationships" xmlns:m="http://schemas.openxmlformats.org/officeDocument/2006/math" xmlns:v="urn:schemas-microsoft-com:vml" xmlns:wp14="http://schemas.microsoft.com/office/word/2010/wordprocessingDrawing" xmlns:wp="http://schemas.openxmlformats.org/drawingml/2006/wordprocessingDrawing" xmlns:w10="urn:schemas-microsoft-com:office:word" xmlns:w="http://schemas.openxmlformats.org/wordprocessingml/2006/main" xmlns:w14="http://schemas.microsoft.com/office/word/2010/wordml" xmlns:w15="http://schemas.microsoft.com/office/word/2012/wordml" xmlns:w16cex="http://schemas.microsoft.com/office/word/2018/wordml/cex" xmlns:w16cid="http://schemas.microsoft.com/office/word/2016/wordml/cid" xmlns:w16="http://schemas.microsoft.com/office/word/2018/wordml" xmlns:w16du="http://schemas.microsoft.com/office/word/2023/wordml/word16du" xmlns:w16sdtdh="http://schemas.microsoft.com/office/word/2020/wordml/sdtdatahash" xmlns:w16sdtfl="http://schemas.microsoft.com/office/word/2024/wordml/sdtformatlock" xmlns:w16se="http://schemas.microsoft.com/office/word/2015/wordml/symex" xmlns:wpg="http://schemas.microsoft.com/office/word/2010/wordprocessingGroup" xmlns:wpi="http://schemas.microsoft.com/office/word/2010/wordprocessingInk" xmlns:wne="http://schemas.microsoft.com/office/word/2006/wordml" xmlns:wps="http://schemas.microsoft.com/office/word/2010/wordprocessingShape" mc:Ignorable="w14 w15 w16se w16cid w16 w16cex w16sdtdh w16sdtfl w16du wp14">
   <w:abstractNum w:abstractNumId="0" w15:restartNumberingAfterBreak="0">
     <w:nsid w:val="1C2E4F2A"/>
     <w:multiLevelType w:val="hybridMultilevel"/>
@@ -2937,7 +3343,7 @@
 </file>
 
 <file path=word/styles.xml><?xml version="1.0" encoding="utf-8"?>
-<w:styles xmlns:mc="http://schemas.openxmlformats.org/markup-compatibility/2006" xmlns:r="http://schemas.openxmlformats.org/officeDocument/2006/relationships" xmlns:w="http://schemas.openxmlformats.org/wordprocessingml/2006/main" xmlns:w14="http://schemas.microsoft.com/office/word/2010/wordml" xmlns:w15="http://schemas.microsoft.com/office/word/2012/wordml" xmlns:w16cex="http://schemas.microsoft.com/office/word/2018/wordml/cex" xmlns:w16cid="http://schemas.microsoft.com/office/word/2016/wordml/cid" xmlns:w16="http://schemas.microsoft.com/office/word/2018/wordml" xmlns:w16du="http://schemas.microsoft.com/office/word/2023/wordml/word16du" xmlns:w16sdtdh="http://schemas.microsoft.com/office/word/2020/wordml/sdtdatahash" xmlns:w16se="http://schemas.microsoft.com/office/word/2015/wordml/symex" mc:Ignorable="w14 w15 w16se w16cid w16 w16cex w16sdtdh w16du">
+<w:styles xmlns:mc="http://schemas.openxmlformats.org/markup-compatibility/2006" xmlns:r="http://schemas.openxmlformats.org/officeDocument/2006/relationships" xmlns:w="http://schemas.openxmlformats.org/wordprocessingml/2006/main" xmlns:w14="http://schemas.microsoft.com/office/word/2010/wordml" xmlns:w15="http://schemas.microsoft.com/office/word/2012/wordml" xmlns:w16cex="http://schemas.microsoft.com/office/word/2018/wordml/cex" xmlns:w16cid="http://schemas.microsoft.com/office/word/2016/wordml/cid" xmlns:w16="http://schemas.microsoft.com/office/word/2018/wordml" xmlns:w16du="http://schemas.microsoft.com/office/word/2023/wordml/word16du" xmlns:w16sdtdh="http://schemas.microsoft.com/office/word/2020/wordml/sdtdatahash" xmlns:w16sdtfl="http://schemas.microsoft.com/office/word/2024/wordml/sdtformatlock" xmlns:w16se="http://schemas.microsoft.com/office/word/2015/wordml/symex" mc:Ignorable="w14 w15 w16se w16cid w16 w16cex w16sdtdh w16sdtfl w16du">
   <w:docDefaults>
     <w:rPrDefault>
       <w:rPr>
